--- a/tests/corpus_v2/docs/cession_0004.docx
+++ b/tests/corpus_v2/docs/cession_0004.docx
@@ -21,19 +21,25 @@
         <w:rPr>
           <w:b/>
         </w:rPr>
-        <w:t xml:space="preserve">№ 22/2023-Д</w:t>
-      </w:r>
-    </w:p>
-    <w:p/>
-    <w:p>
-      <w:r>
-        <w:t xml:space="preserve">г. Самара</w:t>
+        <w:t xml:space="preserve">№ </w:t>
+      </w:r>
+      <w:r>
+        <w:rPr>
+          <w:b/>
+        </w:rPr>
+        <w:t xml:space="preserve">21143/224-сс</w:t>
+      </w:r>
+    </w:p>
+    <w:p/>
+    <w:p>
+      <w:r>
+        <w:t xml:space="preserve">г. Сергиев Посад</w:t>
       </w:r>
       <w:r>
         <w:t xml:space="preserve">     </w:t>
       </w:r>
       <w:r>
-        <w:t xml:space="preserve">«09» января 2024 г.</w:t>
+        <w:t xml:space="preserve">20 октября 2024 г.</w:t>
       </w:r>
     </w:p>
     <w:p/>
@@ -57,10 +63,10 @@
         <w:t xml:space="preserve">, с одной стороны, и </w:t>
       </w:r>
       <w:r>
-        <w:t xml:space="preserve">ИП </w:t>
-      </w:r>
-      <w:r>
-        <w:t xml:space="preserve">Волкова М. Ю.</w:t>
+        <w:t xml:space="preserve">Индивидуальный предприниматель </w:t>
+      </w:r>
+      <w:r>
+        <w:t xml:space="preserve">Волкова Мария Юрьевна</w:t>
       </w:r>
       <w:r>
         <w:t xml:space="preserve">, ИНН </w:t>
@@ -72,10 +78,10 @@
         <w:t xml:space="preserve">, именуемая в дальнейшем «Цессионарий», действующая на основании свидетельства о государственной регистрации</w:t>
       </w:r>
       <w:r>
-        <w:t xml:space="preserve">, с другой стороны, совместно именуемые «Стороны», заключили настоящий </w:t>
-      </w:r>
-      <w:r>
-        <w:t xml:space="preserve">Договор № 79/2023-Д</w:t>
+        <w:t xml:space="preserve">, с другой стороны, совместно именуемые «Стороны», заключили настоящий Договор № </w:t>
+      </w:r>
+      <w:r>
+        <w:t xml:space="preserve">7/19</w:t>
       </w:r>
       <w:r>
         <w:t xml:space="preserve"> (далее — Договор) о нижеследующем:</w:t>
@@ -114,7 +120,10 @@
         <w:t xml:space="preserve">Уступка права требования является возмездной. Цена уступаемого права: </w:t>
       </w:r>
       <w:r>
-        <w:t xml:space="preserve">608 145,72 (шестьсот восемь тысяч сто сорок пять рублей семьдесят две копейки)</w:t>
+        <w:t xml:space="preserve">Тридцать два миллиона пятьсот тысяч два рубля 0 коп.</w:t>
+      </w:r>
+      <w:r>
+        <w:t xml:space="preserve">, НДС не облагается</w:t>
       </w:r>
       <w:r>
         <w:t xml:space="preserve">.</w:t>
@@ -142,7 +151,10 @@
         <w:t xml:space="preserve">2.1. Общая цена Договора: </w:t>
       </w:r>
       <w:r>
-        <w:t xml:space="preserve">не более 50 000 (Пятидесяти тысяч) рублей</w:t>
+        <w:t xml:space="preserve">59 000 002 (Пятьдесят девять миллионов два) рубля 5 коп.</w:t>
+      </w:r>
+      <w:r>
+        <w:t xml:space="preserve">, НДС не облагается, т.к. применяется УСН</w:t>
       </w:r>
       <w:r>
         <w:t xml:space="preserve">.</w:t>
@@ -153,7 +165,7 @@
         <w:t xml:space="preserve">2.2. Налог: </w:t>
       </w:r>
       <w:r>
-        <w:t xml:space="preserve">18% годовых</w:t>
+        <w:t xml:space="preserve">7 (семь) процентов за каждый день просрочки</w:t>
       </w:r>
       <w:r>
         <w:t xml:space="preserve">.</w:t>
@@ -164,7 +176,7 @@
         <w:t xml:space="preserve">2.3. Срок оплаты — </w:t>
       </w:r>
       <w:r>
-        <w:t xml:space="preserve">45 дней с момента заключения контракта</w:t>
+        <w:t xml:space="preserve">в течение 14 календарных дней со дня предъявления требования</w:t>
       </w:r>
       <w:r>
         <w:t xml:space="preserve">.</w:t>
@@ -175,7 +187,7 @@
         <w:t xml:space="preserve">2.4. Порядок выборки: </w:t>
       </w:r>
       <w:r>
-        <w:t xml:space="preserve">период выборки траншей</w:t>
+        <w:t xml:space="preserve">график выдачи траншей</w:t>
       </w:r>
       <w:r>
         <w:t xml:space="preserve"> определяется приложением к Договору.</w:t>
@@ -195,7 +207,7 @@
         <w:t xml:space="preserve">, артикул </w:t>
       </w:r>
       <w:r>
-        <w:t xml:space="preserve">RM-7101-70</w:t>
+        <w:t xml:space="preserve">RM-1153-69</w:t>
       </w:r>
       <w:r>
         <w:t xml:space="preserve">, код </w:t>
@@ -255,7 +267,7 @@
         <w:t xml:space="preserve">. Цена — </w:t>
       </w:r>
       <w:r>
-        <w:t xml:space="preserve">Тридцать один миллион восемьсот шестьдесят тысяч восемьдесят три рубля 00 копеек</w:t>
+        <w:t xml:space="preserve">цена Контракта составляет ______ рублей ______ копеек</w:t>
       </w:r>
       <w:r>
         <w:t xml:space="preserve">.</w:t>
@@ -275,7 +287,7 @@
         <w:t xml:space="preserve">3.1. Место исполнения обязательств: </w:t>
       </w:r>
       <w:r>
-        <w:t xml:space="preserve">Москва Октябрьская 50/4 кв 74</w:t>
+        <w:t xml:space="preserve">Новосибирск, Лесная 11</w:t>
       </w:r>
       <w:r>
         <w:t xml:space="preserve">.</w:t>
@@ -292,7 +304,7 @@
         <w:t xml:space="preserve"> по телефону </w:t>
       </w:r>
       <w:r>
-        <w:t xml:space="preserve">+7 (843) 881-61-18</w:t>
+        <w:t xml:space="preserve">+7 (843) 159-49-84</w:t>
       </w:r>
       <w:r>
         <w:t xml:space="preserve">.</w:t>
@@ -303,7 +315,7 @@
         <w:t xml:space="preserve">3.3. Срок исполнения обязательств — </w:t>
       </w:r>
       <w:r>
-        <w:t xml:space="preserve">25 рабочих дней с момента поступления денежных средств на расчетный счет</w:t>
+        <w:t xml:space="preserve">не позднее 13.07.2026</w:t>
       </w:r>
       <w:r>
         <w:t xml:space="preserve">.</w:t>
@@ -334,13 +346,13 @@
         <w:t xml:space="preserve">Размер неустойки за нарушение сроков оплаты: </w:t>
       </w:r>
       <w:r>
-        <w:t xml:space="preserve">не более 20% от цены договора</w:t>
+        <w:t xml:space="preserve">1/300 ключевой ставки ЦБ РФ от общей суммы счета</w:t>
       </w:r>
       <w:r>
         <w:t xml:space="preserve">. Предельный размер ответственности: </w:t>
       </w:r>
       <w:r>
-        <w:t xml:space="preserve">1/130 ключевой ставки ЦБ РФ</w:t>
+        <w:t xml:space="preserve">1/130 ключевой ставки ЦБ РФ от стоимости неоплаченных работ</w:t>
       </w:r>
       <w:r>
         <w:t xml:space="preserve">.</w:t>
@@ -362,7 +374,7 @@
         <w:t xml:space="preserve">Сторона, для которой создалась невозможность исполнения, обязана уведомить другую Сторону. Срок уведомления — </w:t>
       </w:r>
       <w:r>
-        <w:t xml:space="preserve">14 рабочих дней</w:t>
+        <w:t xml:space="preserve">в течение тридцати банковских дней с момента выставления счета</w:t>
       </w:r>
       <w:r>
         <w:t xml:space="preserve">.</w:t>
@@ -376,7 +388,7 @@
         <w:t xml:space="preserve">Все споры и разногласия решаются путём переговоров. Претензионный порядок обязателен, срок ответа на претензию — </w:t>
       </w:r>
       <w:r>
-        <w:t xml:space="preserve">не позднее 21.01.2025</w:t>
+        <w:t xml:space="preserve">в течение 5 дней с момента подписания акта</w:t>
       </w:r>
       <w:r>
         <w:t xml:space="preserve">.</w:t>
@@ -405,7 +417,7 @@
         <w:t xml:space="preserve">Ответственное лицо: </w:t>
       </w:r>
       <w:r>
-        <w:t xml:space="preserve">Макcимова Cветлана Bладимировнa</w:t>
+        <w:t xml:space="preserve">Mаkсимoва Cветлана Владимировна</w:t>
       </w:r>
     </w:p>
     <w:p>
@@ -413,7 +425,7 @@
         <w:t xml:space="preserve">БИК банка: </w:t>
       </w:r>
       <w:r>
-        <w:t xml:space="preserve">0Ч4525974</w:t>
+        <w:t xml:space="preserve">О44525974</w:t>
       </w:r>
     </w:p>
     <w:p>
@@ -436,13 +448,79 @@
         <w:t xml:space="preserve"> </w:t>
       </w:r>
       <w:r>
-        <w:t xml:space="preserve">Красногорск  Профсоюзная 8</w:t>
+        <w:t xml:space="preserve">Одинцово  Кутузовский 16</w:t>
       </w:r>
       <w:r>
         <w:t xml:space="preserve"> тел </w:t>
       </w:r>
       <w:r>
-        <w:t xml:space="preserve">83836599715</w:t>
+        <w:t xml:space="preserve">84956607263</w:t>
+      </w:r>
+    </w:p>
+    <w:p/>
+    <w:p/>
+    <w:p>
+      <w:r>
+        <w:rPr>
+          <w:b/>
+        </w:rPr>
+        <w:t xml:space="preserve">9. КОНТРОЛЬНЫЕ ВЕЛИЧИНЫ</w:t>
+      </w:r>
+    </w:p>
+    <w:p>
+      <w:r>
+        <w:t xml:space="preserve">9.1. Контрольная запись: </w:t>
+      </w:r>
+      <w:r>
+        <w:t xml:space="preserve">47Ф-93753/19-059Д</w:t>
+      </w:r>
+      <w:r>
+        <w:t xml:space="preserve">.</w:t>
+      </w:r>
+    </w:p>
+    <w:p>
+      <w:r>
+        <w:t xml:space="preserve">9.2. Контрольная запись: </w:t>
+      </w:r>
+      <w:r>
+        <w:rPr>
+          <w:b/>
+        </w:rPr>
+        <w:t xml:space="preserve">99 5</w:t>
+      </w:r>
+      <w:r>
+        <w:t xml:space="preserve">00 000 (девяносто девять миллионов пятьсот тысяч) рублей 50 копеек</w:t>
+      </w:r>
+      <w:r>
+        <w:t xml:space="preserve">.</w:t>
+      </w:r>
+    </w:p>
+    <w:p>
+      <w:r>
+        <w:t xml:space="preserve">9.3. Контрольная запись: </w:t>
+      </w:r>
+      <w:r>
+        <w:rPr>
+          <w:b/>
+        </w:rPr>
+        <w:t xml:space="preserve">0,0</w:t>
+      </w:r>
+      <w:r>
+        <w:t xml:space="preserve">1 % от стоимости неоплаченных работ</w:t>
+      </w:r>
+      <w:r>
+        <w:t xml:space="preserve">.</w:t>
+      </w:r>
+    </w:p>
+    <w:p>
+      <w:r>
+        <w:t xml:space="preserve">9.4. Контрольная запись: </w:t>
+      </w:r>
+      <w:r>
+        <w:t xml:space="preserve">не позднее 11.03.20 2 6</w:t>
+      </w:r>
+      <w:r>
+        <w:t xml:space="preserve">.</w:t>
       </w:r>
     </w:p>
     <w:p/>
@@ -494,15 +572,7 @@
               <w:t xml:space="preserve">Юридический адрес: </w:t>
             </w:r>
             <w:r>
-              <w:t xml:space="preserve">Одинцово Пушкина 44/2 кв 58</w:t>
-            </w:r>
-          </w:p>
-          <w:p>
-            <w:r>
-              <w:t xml:space="preserve">Почтовый адрес: </w:t>
-            </w:r>
-            <w:r>
-              <w:t xml:space="preserve">Пермь Советская 86/4 кв 15</w:t>
+              <w:t xml:space="preserve">Самара, Профсоюзная 86</w:t>
             </w:r>
           </w:p>
           <w:p>
@@ -557,7 +627,7 @@
               <w:t xml:space="preserve">Тел.: </w:t>
             </w:r>
             <w:r>
-              <w:t xml:space="preserve">+7 (812) 434-76-65</w:t>
+              <w:t xml:space="preserve">+7 (495) 190-95-63</w:t>
             </w:r>
           </w:p>
           <w:p>
@@ -565,7 +635,7 @@
               <w:t xml:space="preserve">E-mail: </w:t>
             </w:r>
             <w:r>
-              <w:t xml:space="preserve">maksimova@list.ru</w:t>
+              <w:t xml:space="preserve">maksimova@mail.ru</w:t>
             </w:r>
           </w:p>
           <w:p/>
@@ -603,7 +673,7 @@
               <w:t xml:space="preserve">Адрес регистрации: </w:t>
             </w:r>
             <w:r>
-              <w:t xml:space="preserve">Одинцово Садовая 9/1 кв 37</w:t>
+              <w:t xml:space="preserve">Новосибирск Полевая 56/3 кв 65</w:t>
             </w:r>
           </w:p>
           <w:p>
@@ -642,7 +712,7 @@
               <w:t xml:space="preserve">Тел.: </w:t>
             </w:r>
             <w:r>
-              <w:t xml:space="preserve">+7 (495) 388-49-17</w:t>
+              <w:t xml:space="preserve">+7 (846) 667-52-53</w:t>
             </w:r>
           </w:p>
           <w:p>
@@ -650,7 +720,7 @@
               <w:t xml:space="preserve">E-mail: </w:t>
             </w:r>
             <w:r>
-              <w:t xml:space="preserve">volkova@gmail.com</w:t>
+              <w:t xml:space="preserve">volkova@romashka.ru</w:t>
             </w:r>
           </w:p>
           <w:p/>
@@ -774,13 +844,13 @@
       <w:t xml:space="preserve">Исполнитель документа: </w:t>
     </w:r>
     <w:r>
-      <w:t xml:space="preserve">Новикова Н. П.</w:t>
+      <w:t xml:space="preserve">Макаров П. Д.</w:t>
     </w:r>
     <w:r>
       <w:t xml:space="preserve">, тел. </w:t>
     </w:r>
     <w:r>
-      <w:t xml:space="preserve">8(846)7148072</w:t>
+      <w:t xml:space="preserve">8(495)3884917</w:t>
     </w:r>
   </w:p>
 </w:ftr>

--- a/tests/corpus_v2/docs/cession_0004.docx
+++ b/tests/corpus_v2/docs/cession_0004.docx
@@ -472,7 +472,13 @@
         <w:t xml:space="preserve">9.1. Контрольная запись: </w:t>
       </w:r>
       <w:r>
-        <w:t xml:space="preserve">47Ф-93753/19-059Д</w:t>
+        <w:rPr>
+          <w:b/>
+        </w:rPr>
+        <w:t xml:space="preserve">47Ф-93</w:t>
+      </w:r>
+      <w:r>
+        <w:t xml:space="preserve">753/19-059Д</w:t>
       </w:r>
       <w:r>
         <w:t xml:space="preserve">.</w:t>

--- a/tests/corpus_v2/docs/cession_0004.docx
+++ b/tests/corpus_v2/docs/cession_0004.docx
@@ -81,7 +81,7 @@
         <w:t xml:space="preserve">, с другой стороны, совместно именуемые «Стороны», заключили настоящий Договор № </w:t>
       </w:r>
       <w:r>
-        <w:t xml:space="preserve">7/19</w:t>
+        <w:t xml:space="preserve">63/19</w:t>
       </w:r>
       <w:r>
         <w:t xml:space="preserve"> (далее — Договор) о нижеследующем:</w:t>

--- a/tests/corpus_v2/docs/cession_0004.docx
+++ b/tests/corpus_v2/docs/cession_0004.docx
@@ -264,6 +264,12 @@
         <w:t xml:space="preserve">МКАС при ТПП РФ</w:t>
       </w:r>
       <w:r>
+        <w:t xml:space="preserve">. Товар отгружается с сопроводительным документом паспорт качества № </w:t>
+      </w:r>
+      <w:r>
+        <w:t xml:space="preserve">98 07 390479</w:t>
+      </w:r>
+      <w:r>
         <w:t xml:space="preserve">. Цена — </w:t>
       </w:r>
       <w:r>
@@ -287,7 +293,7 @@
         <w:t xml:space="preserve">3.1. Место исполнения обязательств: </w:t>
       </w:r>
       <w:r>
-        <w:t xml:space="preserve">Новосибирск, Лесная 11</w:t>
+        <w:t xml:space="preserve">Казань Баумана 8/3 кв 75</w:t>
       </w:r>
       <w:r>
         <w:t xml:space="preserve">.</w:t>
@@ -304,7 +310,7 @@
         <w:t xml:space="preserve"> по телефону </w:t>
       </w:r>
       <w:r>
-        <w:t xml:space="preserve">+7 (843) 159-49-84</w:t>
+        <w:t xml:space="preserve">+7 (843) 547-83-67</w:t>
       </w:r>
       <w:r>
         <w:t xml:space="preserve">.</w:t>
@@ -315,7 +321,7 @@
         <w:t xml:space="preserve">3.3. Срок исполнения обязательств — </w:t>
       </w:r>
       <w:r>
-        <w:t xml:space="preserve">не позднее 13.07.2026</w:t>
+        <w:t xml:space="preserve">не позднее 25.07.2025</w:t>
       </w:r>
       <w:r>
         <w:t xml:space="preserve">.</w:t>
@@ -374,7 +380,7 @@
         <w:t xml:space="preserve">Сторона, для которой создалась невозможность исполнения, обязана уведомить другую Сторону. Срок уведомления — </w:t>
       </w:r>
       <w:r>
-        <w:t xml:space="preserve">в течение тридцати банковских дней с момента выставления счета</w:t>
+        <w:t xml:space="preserve">в течение двадцати банковских дней с момента выставления счета</w:t>
       </w:r>
       <w:r>
         <w:t xml:space="preserve">.</w:t>
@@ -388,7 +394,7 @@
         <w:t xml:space="preserve">Все споры и разногласия решаются путём переговоров. Претензионный порядок обязателен, срок ответа на претензию — </w:t>
       </w:r>
       <w:r>
-        <w:t xml:space="preserve">в течение 5 дней с момента подписания акта</w:t>
+        <w:t xml:space="preserve">в течение 20 дней с момента подписания акта</w:t>
       </w:r>
       <w:r>
         <w:t xml:space="preserve">.</w:t>
@@ -409,7 +415,7 @@
         <w:t xml:space="preserve">Контрольный ИНН: </w:t>
       </w:r>
       <w:r>
-        <w:t xml:space="preserve">25З7479952</w:t>
+        <w:t xml:space="preserve">2537Ч79952</w:t>
       </w:r>
     </w:p>
     <w:p>
@@ -417,7 +423,7 @@
         <w:t xml:space="preserve">Ответственное лицо: </w:t>
       </w:r>
       <w:r>
-        <w:t xml:space="preserve">Mаkсимoва Cветлана Владимировна</w:t>
+        <w:t xml:space="preserve">Mаксимовa Cветлана Bладимировна</w:t>
       </w:r>
     </w:p>
     <w:p>
@@ -425,7 +431,7 @@
         <w:t xml:space="preserve">БИК банка: </w:t>
       </w:r>
       <w:r>
-        <w:t xml:space="preserve">О44525974</w:t>
+        <w:t xml:space="preserve">04452597Ч</w:t>
       </w:r>
     </w:p>
     <w:p>
@@ -448,13 +454,13 @@
         <w:t xml:space="preserve"> </w:t>
       </w:r>
       <w:r>
-        <w:t xml:space="preserve">Одинцово  Кутузовский 16</w:t>
+        <w:t xml:space="preserve">Москва  Тверская 54</w:t>
       </w:r>
       <w:r>
         <w:t xml:space="preserve"> тел </w:t>
       </w:r>
       <w:r>
-        <w:t xml:space="preserve">84956607263</w:t>
+        <w:t xml:space="preserve">88128327485</w:t>
       </w:r>
     </w:p>
     <w:p/>
@@ -475,10 +481,10 @@
         <w:rPr>
           <w:b/>
         </w:rPr>
-        <w:t xml:space="preserve">47Ф-93</w:t>
-      </w:r>
-      <w:r>
-        <w:t xml:space="preserve">753/19-059Д</w:t>
+        <w:t xml:space="preserve">39Ф-07</w:t>
+      </w:r>
+      <w:r>
+        <w:t xml:space="preserve">438/11-264Д</w:t>
       </w:r>
       <w:r>
         <w:t xml:space="preserve">.</w:t>
@@ -492,10 +498,10 @@
         <w:rPr>
           <w:b/>
         </w:rPr>
-        <w:t xml:space="preserve">99 5</w:t>
-      </w:r>
-      <w:r>
-        <w:t xml:space="preserve">00 000 (девяносто девять миллионов пятьсот тысяч) рублей 50 копеек</w:t>
+        <w:t xml:space="preserve">85 2</w:t>
+      </w:r>
+      <w:r>
+        <w:t xml:space="preserve">00 000 (восемьдесят пять миллионов двести тысяч) рублей 00 копеек</w:t>
       </w:r>
       <w:r>
         <w:t xml:space="preserve">.</w:t>
@@ -523,7 +529,7 @@
         <w:t xml:space="preserve">9.4. Контрольная запись: </w:t>
       </w:r>
       <w:r>
-        <w:t xml:space="preserve">не позднее 11.03.20 2 6</w:t>
+        <w:t xml:space="preserve">в течение 2 0  (Двадцати) рабочих дней со дня предъявления требования</w:t>
       </w:r>
       <w:r>
         <w:t xml:space="preserve">.</w:t>
@@ -578,7 +584,7 @@
               <w:t xml:space="preserve">Юридический адрес: </w:t>
             </w:r>
             <w:r>
-              <w:t xml:space="preserve">Самара, Профсоюзная 86</w:t>
+              <w:t xml:space="preserve">Красногорск, Космонавтов 74</w:t>
             </w:r>
           </w:p>
           <w:p>
@@ -633,7 +639,7 @@
               <w:t xml:space="preserve">Тел.: </w:t>
             </w:r>
             <w:r>
-              <w:t xml:space="preserve">+7 (495) 190-95-63</w:t>
+              <w:t xml:space="preserve">+7 (846) 783-85-49</w:t>
             </w:r>
           </w:p>
           <w:p>
@@ -641,7 +647,7 @@
               <w:t xml:space="preserve">E-mail: </w:t>
             </w:r>
             <w:r>
-              <w:t xml:space="preserve">maksimova@mail.ru</w:t>
+              <w:t xml:space="preserve">maksimova@romashka.ru</w:t>
             </w:r>
           </w:p>
           <w:p/>
@@ -679,7 +685,7 @@
               <w:t xml:space="preserve">Адрес регистрации: </w:t>
             </w:r>
             <w:r>
-              <w:t xml:space="preserve">Новосибирск Полевая 56/3 кв 65</w:t>
+              <w:t xml:space="preserve">Сергиев Посад, Строителей 41</w:t>
             </w:r>
           </w:p>
           <w:p>
@@ -718,7 +724,7 @@
               <w:t xml:space="preserve">Тел.: </w:t>
             </w:r>
             <w:r>
-              <w:t xml:space="preserve">+7 (846) 667-52-53</w:t>
+              <w:t xml:space="preserve">+7 (812) 633-65-53</w:t>
             </w:r>
           </w:p>
           <w:p>
@@ -726,7 +732,7 @@
               <w:t xml:space="preserve">E-mail: </w:t>
             </w:r>
             <w:r>
-              <w:t xml:space="preserve">volkova@romashka.ru</w:t>
+              <w:t xml:space="preserve">volkova@bk.ru</w:t>
             </w:r>
           </w:p>
           <w:p/>
@@ -850,13 +856,13 @@
       <w:t xml:space="preserve">Исполнитель документа: </w:t>
     </w:r>
     <w:r>
-      <w:t xml:space="preserve">Макаров П. Д.</w:t>
+      <w:t xml:space="preserve">Волкова А. П.</w:t>
     </w:r>
     <w:r>
       <w:t xml:space="preserve">, тел. </w:t>
     </w:r>
     <w:r>
-      <w:t xml:space="preserve">8(495)3884917</w:t>
+      <w:t xml:space="preserve">8(495)3952446</w:t>
     </w:r>
   </w:p>
 </w:ftr>

--- a/tests/corpus_v2/docs/cession_0004.docx
+++ b/tests/corpus_v2/docs/cession_0004.docx
@@ -270,6 +270,42 @@
         <w:t xml:space="preserve">98 07 390479</w:t>
       </w:r>
       <w:r>
+        <w:t xml:space="preserve">. К партии приложен паспорт изделия № </w:t>
+      </w:r>
+      <w:r>
+        <w:t xml:space="preserve">61 08 880560</w:t>
+      </w:r>
+      <w:r>
+        <w:t xml:space="preserve">. Оборудование поставляется с паспортом транспортного средства № </w:t>
+      </w:r>
+      <w:r>
+        <w:t xml:space="preserve">11 15 060868</w:t>
+      </w:r>
+      <w:r>
+        <w:t xml:space="preserve">. Приёмка производится согласно техническому паспорту </w:t>
+      </w:r>
+      <w:r>
+        <w:t xml:space="preserve">40 19 404296</w:t>
+      </w:r>
+      <w:r>
+        <w:t xml:space="preserve">. СНИЛС не указан, номер заказа </w:t>
+      </w:r>
+      <w:r>
+        <w:t xml:space="preserve">935-448-586 57</w:t>
+      </w:r>
+      <w:r>
+        <w:t xml:space="preserve">. Дата рождения не проставлена, документ выдан </w:t>
+      </w:r>
+      <w:r>
+        <w:t xml:space="preserve">25.07.2016</w:t>
+      </w:r>
+      <w:r>
+        <w:t xml:space="preserve">. Код подразделения, см. артикул </w:t>
+      </w:r>
+      <w:r>
+        <w:t xml:space="preserve">340-670</w:t>
+      </w:r>
+      <w:r>
         <w:t xml:space="preserve">. Цена — </w:t>
       </w:r>
       <w:r>
@@ -293,7 +329,7 @@
         <w:t xml:space="preserve">3.1. Место исполнения обязательств: </w:t>
       </w:r>
       <w:r>
-        <w:t xml:space="preserve">Казань Баумана 8/3 кв 75</w:t>
+        <w:t xml:space="preserve">Одинцово Строителей 7/2 кв 90</w:t>
       </w:r>
       <w:r>
         <w:t xml:space="preserve">.</w:t>
@@ -310,7 +346,7 @@
         <w:t xml:space="preserve"> по телефону </w:t>
       </w:r>
       <w:r>
-        <w:t xml:space="preserve">+7 (843) 547-83-67</w:t>
+        <w:t xml:space="preserve">+7 (495) 555-12-92</w:t>
       </w:r>
       <w:r>
         <w:t xml:space="preserve">.</w:t>
@@ -321,7 +357,7 @@
         <w:t xml:space="preserve">3.3. Срок исполнения обязательств — </w:t>
       </w:r>
       <w:r>
-        <w:t xml:space="preserve">не позднее 25.07.2025</w:t>
+        <w:t xml:space="preserve">не позднее 24.03.2026</w:t>
       </w:r>
       <w:r>
         <w:t xml:space="preserve">.</w:t>
@@ -380,7 +416,7 @@
         <w:t xml:space="preserve">Сторона, для которой создалась невозможность исполнения, обязана уведомить другую Сторону. Срок уведомления — </w:t>
       </w:r>
       <w:r>
-        <w:t xml:space="preserve">в течение двадцати банковских дней с момента выставления счета</w:t>
+        <w:t xml:space="preserve">в течение шестидесяти банковских дней с момента выставления счета</w:t>
       </w:r>
       <w:r>
         <w:t xml:space="preserve">.</w:t>
@@ -423,7 +459,7 @@
         <w:t xml:space="preserve">Ответственное лицо: </w:t>
       </w:r>
       <w:r>
-        <w:t xml:space="preserve">Mаксимовa Cветлана Bладимировна</w:t>
+        <w:t xml:space="preserve">Маkсиmова Cветлaна Владимировна</w:t>
       </w:r>
     </w:p>
     <w:p>
@@ -431,7 +467,7 @@
         <w:t xml:space="preserve">БИК банка: </w:t>
       </w:r>
       <w:r>
-        <w:t xml:space="preserve">04452597Ч</w:t>
+        <w:t xml:space="preserve">О44525974</w:t>
       </w:r>
     </w:p>
     <w:p>
@@ -454,13 +490,13 @@
         <w:t xml:space="preserve"> </w:t>
       </w:r>
       <w:r>
-        <w:t xml:space="preserve">Москва  Тверская 54</w:t>
+        <w:t xml:space="preserve">Одинцово  Ленинградская 58</w:t>
       </w:r>
       <w:r>
         <w:t xml:space="preserve"> тел </w:t>
       </w:r>
       <w:r>
-        <w:t xml:space="preserve">88128327485</w:t>
+        <w:t xml:space="preserve">84996919895</w:t>
       </w:r>
     </w:p>
     <w:p/>
@@ -481,10 +517,10 @@
         <w:rPr>
           <w:b/>
         </w:rPr>
-        <w:t xml:space="preserve">39Ф-07</w:t>
-      </w:r>
-      <w:r>
-        <w:t xml:space="preserve">438/11-264Д</w:t>
+        <w:t xml:space="preserve">76Ф-40</w:t>
+      </w:r>
+      <w:r>
+        <w:t xml:space="preserve">689/11-091Д</w:t>
       </w:r>
       <w:r>
         <w:t xml:space="preserve">.</w:t>
@@ -498,10 +534,10 @@
         <w:rPr>
           <w:b/>
         </w:rPr>
-        <w:t xml:space="preserve">85 2</w:t>
-      </w:r>
-      <w:r>
-        <w:t xml:space="preserve">00 000 (восемьдесят пять миллионов двести тысяч) рублей 00 копеек</w:t>
+        <w:t xml:space="preserve">93 8</w:t>
+      </w:r>
+      <w:r>
+        <w:t xml:space="preserve">00 000 (девяносто три миллиона восемьсот тысяч) рублей 00 копеек</w:t>
       </w:r>
       <w:r>
         <w:t xml:space="preserve">.</w:t>
@@ -584,7 +620,7 @@
               <w:t xml:space="preserve">Юридический адрес: </w:t>
             </w:r>
             <w:r>
-              <w:t xml:space="preserve">Красногорск, Космонавтов 74</w:t>
+              <w:t xml:space="preserve">Нижний Новгород Строителей 65/3 кв 44</w:t>
             </w:r>
           </w:p>
           <w:p>
@@ -639,7 +675,7 @@
               <w:t xml:space="preserve">Тел.: </w:t>
             </w:r>
             <w:r>
-              <w:t xml:space="preserve">+7 (846) 783-85-49</w:t>
+              <w:t xml:space="preserve">+7 (495) 941-22-46</w:t>
             </w:r>
           </w:p>
           <w:p>
@@ -647,7 +683,7 @@
               <w:t xml:space="preserve">E-mail: </w:t>
             </w:r>
             <w:r>
-              <w:t xml:space="preserve">maksimova@romashka.ru</w:t>
+              <w:t xml:space="preserve">maksimova@mail.ru</w:t>
             </w:r>
           </w:p>
           <w:p/>
@@ -685,7 +721,7 @@
               <w:t xml:space="preserve">Адрес регистрации: </w:t>
             </w:r>
             <w:r>
-              <w:t xml:space="preserve">Сергиев Посад, Строителей 41</w:t>
+              <w:t xml:space="preserve">Химки Советская 74/3 кв 35</w:t>
             </w:r>
           </w:p>
           <w:p>
@@ -724,7 +760,7 @@
               <w:t xml:space="preserve">Тел.: </w:t>
             </w:r>
             <w:r>
-              <w:t xml:space="preserve">+7 (812) 633-65-53</w:t>
+              <w:t xml:space="preserve">+7 (843) 170-92-86</w:t>
             </w:r>
           </w:p>
           <w:p>
@@ -856,13 +892,13 @@
       <w:t xml:space="preserve">Исполнитель документа: </w:t>
     </w:r>
     <w:r>
-      <w:t xml:space="preserve">Волкова А. П.</w:t>
+      <w:t xml:space="preserve">Соколова Л. В.</w:t>
     </w:r>
     <w:r>
       <w:t xml:space="preserve">, тел. </w:t>
     </w:r>
     <w:r>
-      <w:t xml:space="preserve">8(495)3952446</w:t>
+      <w:t xml:space="preserve">8(495)8893440</w:t>
     </w:r>
   </w:p>
 </w:ftr>

--- a/tests/corpus_v2/docs/cession_0004.docx
+++ b/tests/corpus_v2/docs/cession_0004.docx
@@ -315,272 +315,120 @@
         <w:t xml:space="preserve">.</w:t>
       </w:r>
     </w:p>
-    <w:p/>
-    <w:p>
-      <w:r>
-        <w:rPr>
-          <w:b/>
-        </w:rPr>
-        <w:t xml:space="preserve">3. МЕСТО И СРОКИ ИСПОЛНЕНИЯ</w:t>
-      </w:r>
-    </w:p>
-    <w:p>
-      <w:r>
-        <w:t xml:space="preserve">3.1. Место исполнения обязательств: </w:t>
-      </w:r>
-      <w:r>
-        <w:t xml:space="preserve">Одинцово Строителей 7/2 кв 90</w:t>
-      </w:r>
-      <w:r>
-        <w:t xml:space="preserve">.</w:t>
-      </w:r>
-    </w:p>
-    <w:p>
-      <w:r>
-        <w:t xml:space="preserve">3.2. Уведомления направляются </w:t>
-      </w:r>
-      <w:r>
-        <w:t xml:space="preserve">Волковой Марии Юрьевне</w:t>
-      </w:r>
-      <w:r>
-        <w:t xml:space="preserve"> по телефону </w:t>
-      </w:r>
-      <w:r>
-        <w:t xml:space="preserve">+7 (495) 555-12-92</w:t>
-      </w:r>
-      <w:r>
-        <w:t xml:space="preserve">.</w:t>
-      </w:r>
-    </w:p>
-    <w:p>
-      <w:r>
-        <w:t xml:space="preserve">3.3. Срок исполнения обязательств — </w:t>
-      </w:r>
-      <w:r>
-        <w:t xml:space="preserve">не позднее 24.03.2026</w:t>
-      </w:r>
-      <w:r>
-        <w:t xml:space="preserve">.</w:t>
-      </w:r>
-    </w:p>
-    <w:p/>
-    <w:p>
-      <w:r>
-        <w:rPr>
-          <w:b/>
-        </w:rPr>
-        <w:t xml:space="preserve">4. ПРОЧИЕ УСЛОВИЯ</w:t>
-      </w:r>
-    </w:p>
-    <w:p>
-      <w:r>
-        <w:t xml:space="preserve">4.1. </w:t>
-      </w:r>
-      <w:r>
-        <w:t xml:space="preserve">Стороны несут ответственность за неисполнение или ненадлежащее исполнение обязательств в соответствии с законодательством Российской Федерации.</w:t>
-      </w:r>
-    </w:p>
-    <w:p>
-      <w:r>
-        <w:t xml:space="preserve">4.2. </w:t>
-      </w:r>
-      <w:r>
-        <w:t xml:space="preserve">Размер неустойки за нарушение сроков оплаты: </w:t>
-      </w:r>
-      <w:r>
-        <w:t xml:space="preserve">1/300 ключевой ставки ЦБ РФ от общей суммы счета</w:t>
-      </w:r>
-      <w:r>
-        <w:t xml:space="preserve">. Предельный размер ответственности: </w:t>
-      </w:r>
-      <w:r>
-        <w:t xml:space="preserve">1/130 ключевой ставки ЦБ РФ от стоимости неоплаченных работ</w:t>
-      </w:r>
-      <w:r>
-        <w:t xml:space="preserve">.</w:t>
-      </w:r>
-    </w:p>
-    <w:p>
-      <w:r>
-        <w:t xml:space="preserve">4.3. </w:t>
-      </w:r>
-      <w:r>
-        <w:t xml:space="preserve">Стороны освобождаются от ответственности при наступлении обстоятельств непреодолимой силы, если они прямо повлияли на исполнение обязательств.</w:t>
-      </w:r>
-    </w:p>
-    <w:p>
-      <w:r>
-        <w:t xml:space="preserve">4.4. </w:t>
-      </w:r>
-      <w:r>
-        <w:t xml:space="preserve">Сторона, для которой создалась невозможность исполнения, обязана уведомить другую Сторону. Срок уведомления — </w:t>
-      </w:r>
-      <w:r>
-        <w:t xml:space="preserve">в течение шестидесяти банковских дней с момента выставления счета</w:t>
-      </w:r>
-      <w:r>
-        <w:t xml:space="preserve">.</w:t>
-      </w:r>
-    </w:p>
-    <w:p>
-      <w:r>
-        <w:t xml:space="preserve">4.5. </w:t>
-      </w:r>
-      <w:r>
-        <w:t xml:space="preserve">Все споры и разногласия решаются путём переговоров. Претензионный порядок обязателен, срок ответа на претензию — </w:t>
-      </w:r>
-      <w:r>
-        <w:t xml:space="preserve">в течение 20 дней с момента подписания акта</w:t>
-      </w:r>
-      <w:r>
-        <w:t xml:space="preserve">.</w:t>
-      </w:r>
-    </w:p>
-    <w:p/>
-    <w:p/>
-    <w:p>
-      <w:r>
-        <w:rPr>
-          <w:b/>
-        </w:rPr>
-        <w:t xml:space="preserve">10. ДОПОЛНИТЕЛЬНЫЕ СВЕДЕНИЯ О СТОРОНАХ</w:t>
-      </w:r>
-    </w:p>
-    <w:p>
-      <w:r>
-        <w:t xml:space="preserve">Контрольный ИНН: </w:t>
-      </w:r>
-      <w:r>
-        <w:t xml:space="preserve">2537Ч79952</w:t>
-      </w:r>
-    </w:p>
-    <w:p>
-      <w:r>
-        <w:t xml:space="preserve">Ответственное лицо: </w:t>
-      </w:r>
-      <w:r>
-        <w:t xml:space="preserve">Маkсиmова Cветлaна Владимировна</w:t>
-      </w:r>
-    </w:p>
-    <w:p>
-      <w:r>
-        <w:t xml:space="preserve">БИК банка: </w:t>
-      </w:r>
-      <w:r>
-        <w:t xml:space="preserve">О44525974</w:t>
-      </w:r>
-    </w:p>
-    <w:p>
-      <w:r>
-        <w:t xml:space="preserve">Петров Консалтинг</w:t>
-      </w:r>
-      <w:r>
-        <w:t xml:space="preserve"> ИНН </w:t>
-      </w:r>
-      <w:r>
-        <w:t xml:space="preserve">2537479952</w:t>
-      </w:r>
-      <w:r>
-        <w:t xml:space="preserve"> КПП </w:t>
-      </w:r>
-      <w:r>
-        <w:t xml:space="preserve">241775796</w:t>
-      </w:r>
-      <w:r>
-        <w:t xml:space="preserve"> </w:t>
-      </w:r>
-      <w:r>
-        <w:t xml:space="preserve">Одинцово  Ленинградская 58</w:t>
-      </w:r>
-      <w:r>
-        <w:t xml:space="preserve"> тел </w:t>
-      </w:r>
-      <w:r>
-        <w:t xml:space="preserve">84996919895</w:t>
-      </w:r>
-    </w:p>
-    <w:p/>
-    <w:p/>
-    <w:p>
-      <w:r>
-        <w:rPr>
-          <w:b/>
-        </w:rPr>
-        <w:t xml:space="preserve">9. КОНТРОЛЬНЫЕ ВЕЛИЧИНЫ</w:t>
-      </w:r>
-    </w:p>
-    <w:p>
-      <w:r>
-        <w:t xml:space="preserve">9.1. Контрольная запись: </w:t>
-      </w:r>
-      <w:r>
-        <w:rPr>
-          <w:b/>
-        </w:rPr>
-        <w:t xml:space="preserve">76Ф-40</w:t>
-      </w:r>
-      <w:r>
-        <w:t xml:space="preserve">689/11-091Д</w:t>
-      </w:r>
-      <w:r>
-        <w:t xml:space="preserve">.</w:t>
-      </w:r>
-    </w:p>
-    <w:p>
-      <w:r>
-        <w:t xml:space="preserve">9.2. Контрольная запись: </w:t>
-      </w:r>
-      <w:r>
-        <w:rPr>
-          <w:b/>
-        </w:rPr>
-        <w:t xml:space="preserve">93 8</w:t>
-      </w:r>
-      <w:r>
-        <w:t xml:space="preserve">00 000 (девяносто три миллиона восемьсот тысяч) рублей 00 копеек</w:t>
-      </w:r>
-      <w:r>
-        <w:t xml:space="preserve">.</w:t>
-      </w:r>
-    </w:p>
-    <w:p>
-      <w:r>
-        <w:t xml:space="preserve">9.3. Контрольная запись: </w:t>
-      </w:r>
-      <w:r>
-        <w:rPr>
-          <w:b/>
-        </w:rPr>
-        <w:t xml:space="preserve">0,0</w:t>
-      </w:r>
-      <w:r>
-        <w:t xml:space="preserve">1 % от стоимости неоплаченных работ</w:t>
-      </w:r>
-      <w:r>
-        <w:t xml:space="preserve">.</w:t>
-      </w:r>
-    </w:p>
-    <w:p>
-      <w:r>
-        <w:t xml:space="preserve">9.4. Контрольная запись: </w:t>
-      </w:r>
-      <w:r>
-        <w:t xml:space="preserve">в течение 2 0  (Двадцати) рабочих дней со дня предъявления требования</w:t>
-      </w:r>
-      <w:r>
-        <w:t xml:space="preserve">.</w:t>
-      </w:r>
-    </w:p>
-    <w:p/>
-    <w:p>
-      <w:r>
-        <w:rPr>
-          <w:b/>
-        </w:rPr>
-        <w:t xml:space="preserve">РЕКВИЗИТЫ И ПОДПИСИ СТОРОН</w:t>
-      </w:r>
-    </w:p>
-    <w:p/>
+    <w:p>
+      <w:r>
+        <w:t xml:space="preserve">2.6. </w:t>
+      </w:r>
+      <w:r>
+        <w:t xml:space="preserve">Товар маркирован штрихкодом </w:t>
+      </w:r>
+      <w:r>
+        <w:t xml:space="preserve">4607483042556</w:t>
+      </w:r>
+      <w:r>
+        <w:t xml:space="preserve">. Код контрагента по ОКПО — </w:t>
+      </w:r>
+      <w:r>
+        <w:t xml:space="preserve">7523362422</w:t>
+      </w:r>
+      <w:r>
+        <w:t xml:space="preserve">. Оборудование учтено под инвентарным номером </w:t>
+      </w:r>
+      <w:r>
+        <w:t xml:space="preserve">040850670</w:t>
+      </w:r>
+      <w:r>
+        <w:t xml:space="preserve">, складской позиции присвоен номер </w:t>
+      </w:r>
+      <w:r>
+        <w:t xml:space="preserve">175971138</w:t>
+      </w:r>
+      <w:r>
+        <w:t xml:space="preserve">.</w:t>
+      </w:r>
+    </w:p>
+    <w:p>
+      <w:r>
+        <w:t xml:space="preserve">2.7. </w:t>
+      </w:r>
+      <w:r>
+        <w:t xml:space="preserve">Оплата по счёту-фактуре на КБК </w:t>
+      </w:r>
+      <w:r>
+        <w:t xml:space="preserve">18210101011011000199</w:t>
+      </w:r>
+      <w:r>
+        <w:t xml:space="preserve">. ИНН не присвоен, регистрационный № </w:t>
+      </w:r>
+      <w:r>
+        <w:t xml:space="preserve">4773185537</w:t>
+      </w:r>
+      <w:r>
+        <w:t xml:space="preserve">. ИНН не присвоен, платёжный документ № </w:t>
+      </w:r>
+      <w:r>
+        <w:t xml:space="preserve">957186996689</w:t>
+      </w:r>
+      <w:r>
+        <w:t xml:space="preserve">. Заказчик действует в лице </w:t>
+      </w:r>
+      <w:r>
+        <w:t xml:space="preserve">уполномоченного представителя</w:t>
+      </w:r>
+      <w:r>
+        <w:t xml:space="preserve">, назначаемого приказом.</w:t>
+      </w:r>
+    </w:p>
+    <w:p>
+      <w:r>
+        <w:t xml:space="preserve">2.8. </w:t>
+      </w:r>
+      <w:r>
+        <w:t xml:space="preserve">Массовая доля влаги в товаре — </w:t>
+      </w:r>
+      <w:r>
+        <w:t xml:space="preserve">не более 8 %</w:t>
+      </w:r>
+      <w:r>
+        <w:t xml:space="preserve">. Товар подлежит хранению </w:t>
+      </w:r>
+      <w:r>
+        <w:t xml:space="preserve">в течение 48 часов</w:t>
+      </w:r>
+      <w:r>
+        <w:t xml:space="preserve"> при температуре не выше +4 °C. Срок исковой давности по требованиям, вытекающим из Договора, составляет </w:t>
+      </w:r>
+      <w:r>
+        <w:t xml:space="preserve">в течение трёх лет</w:t>
+      </w:r>
+      <w:r>
+        <w:t xml:space="preserve">, как установлено статьёй 196 Гражданского кодекса Российской Федерации. Обработка данных ведётся согласно Федеральному закону от 27.07.2006 № 152-ФЗ </w:t>
+      </w:r>
+      <w:r>
+        <w:t xml:space="preserve">«О персональных данных»</w:t>
+      </w:r>
+      <w:r>
+        <w:t xml:space="preserve">. Товар поставляется под маркой </w:t>
+      </w:r>
+      <w:r>
+        <w:t xml:space="preserve">«Стандарт»</w:t>
+      </w:r>
+      <w:r>
+        <w:t xml:space="preserve">. Влажность определяется </w:t>
+      </w:r>
+      <w:r>
+        <w:t xml:space="preserve">по методу Кьельдаля</w:t>
+      </w:r>
+      <w:r>
+        <w:t xml:space="preserve">. Споры передаются на рассмотрение в Арбитражный суд </w:t>
+      </w:r>
+      <w:r>
+        <w:t xml:space="preserve">города Москвы</w:t>
+      </w:r>
+      <w:r>
+        <w:t xml:space="preserve">.</w:t>
+      </w:r>
+    </w:p>
     <w:tbl>
       <w:tblPr>
         <w:tblW w:w="9360" w:type="dxa"/>
@@ -604,95 +452,7 @@
           </w:tcPr>
           <w:p>
             <w:r>
-              <w:rPr>
-                <w:b/>
-              </w:rPr>
-              <w:t xml:space="preserve">Цедент:</w:t>
-            </w:r>
-          </w:p>
-          <w:p>
-            <w:r>
-              <w:t xml:space="preserve">Петров Консалтинг</w:t>
-            </w:r>
-          </w:p>
-          <w:p>
-            <w:r>
-              <w:t xml:space="preserve">Юридический адрес: </w:t>
-            </w:r>
-            <w:r>
-              <w:t xml:space="preserve">Нижний Новгород Строителей 65/3 кв 44</w:t>
-            </w:r>
-          </w:p>
-          <w:p>
-            <w:r>
-              <w:t xml:space="preserve">ИНН </w:t>
-            </w:r>
-            <w:r>
-              <w:t xml:space="preserve">2537479952</w:t>
-            </w:r>
-            <w:r>
-              <w:t xml:space="preserve"> КПП </w:t>
-            </w:r>
-            <w:r>
-              <w:t xml:space="preserve">241775796</w:t>
-            </w:r>
-          </w:p>
-          <w:p>
-            <w:r>
-              <w:t xml:space="preserve">ОГРН </w:t>
-            </w:r>
-            <w:r>
-              <w:t xml:space="preserve">1062173637316</w:t>
-            </w:r>
-          </w:p>
-          <w:p>
-            <w:r>
-              <w:t xml:space="preserve">р/с </w:t>
-            </w:r>
-            <w:r>
-              <w:t xml:space="preserve">40702810032762267472</w:t>
-            </w:r>
-            <w:r>
-              <w:t xml:space="preserve"> в АО «Тинькофф Банк»</w:t>
-            </w:r>
-          </w:p>
-          <w:p>
-            <w:r>
-              <w:t xml:space="preserve">к/с </w:t>
-            </w:r>
-            <w:r>
-              <w:t xml:space="preserve">30101810145250000974</w:t>
-            </w:r>
-            <w:r>
-              <w:t xml:space="preserve"> БИК </w:t>
-            </w:r>
-            <w:r>
-              <w:t xml:space="preserve">044525974</w:t>
-            </w:r>
-          </w:p>
-          <w:p>
-            <w:r>
-              <w:t xml:space="preserve">Тел.: </w:t>
-            </w:r>
-            <w:r>
-              <w:t xml:space="preserve">+7 (495) 941-22-46</w:t>
-            </w:r>
-          </w:p>
-          <w:p>
-            <w:r>
-              <w:t xml:space="preserve">E-mail: </w:t>
-            </w:r>
-            <w:r>
-              <w:t xml:space="preserve">maksimova@mail.ru</w:t>
-            </w:r>
-          </w:p>
-          <w:p/>
-          <w:p>
-            <w:r>
-              <w:t xml:space="preserve">Генеральный директор ______________ </w:t>
-            </w:r>
-            <w:r>
-              <w:t xml:space="preserve">С. В. Максимова</w:t>
+              <w:t xml:space="preserve">8</w:t>
             </w:r>
           </w:p>
         </w:tc>
@@ -702,87 +462,277 @@
           </w:tcPr>
           <w:p>
             <w:r>
-              <w:rPr>
-                <w:b/>
-              </w:rPr>
-              <w:t xml:space="preserve">Цессионарий:</w:t>
-            </w:r>
-          </w:p>
-          <w:p>
-            <w:r>
-              <w:t xml:space="preserve">Индивидуальный предприниматель </w:t>
-            </w:r>
-            <w:r>
-              <w:t xml:space="preserve">Волкова Мария Юрьевна</w:t>
-            </w:r>
-          </w:p>
-          <w:p>
-            <w:r>
-              <w:t xml:space="preserve">Адрес регистрации: </w:t>
-            </w:r>
-            <w:r>
-              <w:t xml:space="preserve">Химки Советская 74/3 кв 35</w:t>
-            </w:r>
-          </w:p>
-          <w:p>
-            <w:r>
-              <w:t xml:space="preserve">ИНН </w:t>
-            </w:r>
-            <w:r>
-              <w:t xml:space="preserve">432199202258</w:t>
-            </w:r>
-            <w:r>
-              <w:t xml:space="preserve"> ОГРНИП </w:t>
-            </w:r>
-            <w:r>
-              <w:t xml:space="preserve">384018544536164</w:t>
-            </w:r>
-          </w:p>
-          <w:p>
-            <w:r>
-              <w:t xml:space="preserve">р/с </w:t>
-            </w:r>
-            <w:r>
-              <w:t xml:space="preserve">40802810175808782149</w:t>
-            </w:r>
-            <w:r>
-              <w:t xml:space="preserve"> в Филиал «Центральный» ПАО «Совкомбанк»</w:t>
-            </w:r>
-            <w:r>
-              <w:t xml:space="preserve">, БИК </w:t>
-            </w:r>
-            <w:r>
-              <w:t xml:space="preserve">044525360</w:t>
-            </w:r>
-          </w:p>
-          <w:p>
-            <w:r>
-              <w:t xml:space="preserve">Тел.: </w:t>
-            </w:r>
-            <w:r>
-              <w:t xml:space="preserve">+7 (843) 170-92-86</w:t>
-            </w:r>
-          </w:p>
-          <w:p>
-            <w:r>
-              <w:t xml:space="preserve">E-mail: </w:t>
-            </w:r>
-            <w:r>
-              <w:t xml:space="preserve">volkova@bk.ru</w:t>
-            </w:r>
-          </w:p>
-          <w:p/>
-          <w:p>
-            <w:r>
-              <w:t xml:space="preserve">ИП ______________ </w:t>
-            </w:r>
-            <w:r>
-              <w:t xml:space="preserve">Волкова М. Ю.</w:t>
+              <w:t xml:space="preserve">3216577567</w:t>
             </w:r>
           </w:p>
         </w:tc>
       </w:tr>
     </w:tbl>
+    <w:p/>
+    <w:p>
+      <w:r>
+        <w:rPr>
+          <w:b/>
+        </w:rPr>
+        <w:t xml:space="preserve">3. МЕСТО И СРОКИ ИСПОЛНЕНИЯ</w:t>
+      </w:r>
+    </w:p>
+    <w:p>
+      <w:r>
+        <w:t xml:space="preserve">3.1. Место исполнения обязательств: </w:t>
+      </w:r>
+      <w:r>
+        <w:t xml:space="preserve">Красногорск Полевая 48/1 кв 44</w:t>
+      </w:r>
+      <w:r>
+        <w:t xml:space="preserve">.</w:t>
+      </w:r>
+    </w:p>
+    <w:p>
+      <w:r>
+        <w:t xml:space="preserve">3.2. Уведомления направляются </w:t>
+      </w:r>
+      <w:r>
+        <w:t xml:space="preserve">Волковой Марии Юрьевне</w:t>
+      </w:r>
+      <w:r>
+        <w:t xml:space="preserve"> по телефону </w:t>
+      </w:r>
+      <w:r>
+        <w:t xml:space="preserve">+7 (846) 794-88-69</w:t>
+      </w:r>
+      <w:r>
+        <w:t xml:space="preserve">.</w:t>
+      </w:r>
+    </w:p>
+    <w:p>
+      <w:r>
+        <w:t xml:space="preserve">3.3. Срок исполнения обязательств — </w:t>
+      </w:r>
+      <w:r>
+        <w:t xml:space="preserve">не позднее 02.03.2025</w:t>
+      </w:r>
+      <w:r>
+        <w:t xml:space="preserve">.</w:t>
+      </w:r>
+    </w:p>
+    <w:p/>
+    <w:p>
+      <w:r>
+        <w:rPr>
+          <w:b/>
+        </w:rPr>
+        <w:t xml:space="preserve">4. ПРОЧИЕ УСЛОВИЯ</w:t>
+      </w:r>
+    </w:p>
+    <w:p>
+      <w:r>
+        <w:t xml:space="preserve">4.1. </w:t>
+      </w:r>
+      <w:r>
+        <w:t xml:space="preserve">Стороны несут ответственность за неисполнение или ненадлежащее исполнение обязательств в соответствии с законодательством Российской Федерации.</w:t>
+      </w:r>
+    </w:p>
+    <w:p>
+      <w:r>
+        <w:t xml:space="preserve">4.2. </w:t>
+      </w:r>
+      <w:r>
+        <w:t xml:space="preserve">Размер неустойки за нарушение сроков оплаты: </w:t>
+      </w:r>
+      <w:r>
+        <w:t xml:space="preserve">1/300 ключевой ставки ЦБ РФ от общей суммы счета</w:t>
+      </w:r>
+      <w:r>
+        <w:t xml:space="preserve">. Предельный размер ответственности: </w:t>
+      </w:r>
+      <w:r>
+        <w:t xml:space="preserve">1/130 ключевой ставки ЦБ РФ от стоимости неоплаченных работ</w:t>
+      </w:r>
+      <w:r>
+        <w:t xml:space="preserve">.</w:t>
+      </w:r>
+    </w:p>
+    <w:p>
+      <w:r>
+        <w:t xml:space="preserve">4.3. </w:t>
+      </w:r>
+      <w:r>
+        <w:t xml:space="preserve">Стороны освобождаются от ответственности при наступлении обстоятельств непреодолимой силы, если они прямо повлияли на исполнение обязательств.</w:t>
+      </w:r>
+    </w:p>
+    <w:p>
+      <w:r>
+        <w:t xml:space="preserve">4.4. </w:t>
+      </w:r>
+      <w:r>
+        <w:t xml:space="preserve">Сторона, для которой создалась невозможность исполнения, обязана уведомить другую Сторону. Срок уведомления — </w:t>
+      </w:r>
+      <w:r>
+        <w:t xml:space="preserve">в течение сорока пяти банковских дней с момента выставления счета</w:t>
+      </w:r>
+      <w:r>
+        <w:t xml:space="preserve">.</w:t>
+      </w:r>
+    </w:p>
+    <w:p>
+      <w:r>
+        <w:t xml:space="preserve">4.5. </w:t>
+      </w:r>
+      <w:r>
+        <w:t xml:space="preserve">Все споры и разногласия решаются путём переговоров. Претензионный порядок обязателен, срок ответа на претензию — </w:t>
+      </w:r>
+      <w:r>
+        <w:t xml:space="preserve">в течение 10 дней с момента подписания акта</w:t>
+      </w:r>
+      <w:r>
+        <w:t xml:space="preserve">.</w:t>
+      </w:r>
+    </w:p>
+    <w:p/>
+    <w:p/>
+    <w:p>
+      <w:r>
+        <w:rPr>
+          <w:b/>
+        </w:rPr>
+        <w:t xml:space="preserve">10. ДОПОЛНИТЕЛЬНЫЕ СВЕДЕНИЯ О СТОРОНАХ</w:t>
+      </w:r>
+    </w:p>
+    <w:p>
+      <w:r>
+        <w:t xml:space="preserve">Контрольный ИНН: </w:t>
+      </w:r>
+      <w:r>
+        <w:t xml:space="preserve">25З7479952</w:t>
+      </w:r>
+    </w:p>
+    <w:p>
+      <w:r>
+        <w:t xml:space="preserve">Ответственное лицо: </w:t>
+      </w:r>
+      <w:r>
+        <w:t xml:space="preserve">Макcимова Светлана Bладимиpовнa</w:t>
+      </w:r>
+    </w:p>
+    <w:p>
+      <w:r>
+        <w:t xml:space="preserve">БИК банка: </w:t>
+      </w:r>
+      <w:r>
+        <w:t xml:space="preserve">0Ч4525974</w:t>
+      </w:r>
+    </w:p>
+    <w:p>
+      <w:r>
+        <w:t xml:space="preserve">Петров Консалтинг</w:t>
+      </w:r>
+      <w:r>
+        <w:t xml:space="preserve"> ИНН </w:t>
+      </w:r>
+      <w:r>
+        <w:t xml:space="preserve">2537479952</w:t>
+      </w:r>
+      <w:r>
+        <w:t xml:space="preserve"> КПП </w:t>
+      </w:r>
+      <w:r>
+        <w:t xml:space="preserve">241775796</w:t>
+      </w:r>
+      <w:r>
+        <w:t xml:space="preserve"> </w:t>
+      </w:r>
+      <w:r>
+        <w:t xml:space="preserve">Самара  Октябрьская 7</w:t>
+      </w:r>
+      <w:r>
+        <w:t xml:space="preserve"> тел </w:t>
+      </w:r>
+      <w:r>
+        <w:t xml:space="preserve">84957816324</w:t>
+      </w:r>
+    </w:p>
+    <w:p/>
+    <w:p/>
+    <w:p>
+      <w:r>
+        <w:rPr>
+          <w:b/>
+        </w:rPr>
+        <w:t xml:space="preserve">9. КОНТРОЛЬНЫЕ ВЕЛИЧИНЫ</w:t>
+      </w:r>
+    </w:p>
+    <w:p>
+      <w:r>
+        <w:t xml:space="preserve">9.1. Контрольная запись: </w:t>
+      </w:r>
+      <w:r>
+        <w:rPr>
+          <w:b/>
+        </w:rPr>
+        <w:t xml:space="preserve">41Ф-42</w:t>
+      </w:r>
+      <w:r>
+        <w:t xml:space="preserve">853/23-351Д</w:t>
+      </w:r>
+      <w:r>
+        <w:t xml:space="preserve">.</w:t>
+      </w:r>
+    </w:p>
+    <w:p>
+      <w:r>
+        <w:t xml:space="preserve">9.2. Контрольная запись: </w:t>
+      </w:r>
+      <w:r>
+        <w:rPr>
+          <w:b/>
+        </w:rPr>
+        <w:t xml:space="preserve">52 8</w:t>
+      </w:r>
+      <w:r>
+        <w:t xml:space="preserve">00 000 (пятьдесят два миллиона восемьсот тысяч) рублей 50 копеек</w:t>
+      </w:r>
+      <w:r>
+        <w:t xml:space="preserve">.</w:t>
+      </w:r>
+    </w:p>
+    <w:p>
+      <w:r>
+        <w:t xml:space="preserve">9.3. Контрольная запись: </w:t>
+      </w:r>
+      <w:r>
+        <w:rPr>
+          <w:b/>
+        </w:rPr>
+        <w:t xml:space="preserve">0,0</w:t>
+      </w:r>
+      <w:r>
+        <w:t xml:space="preserve">1 % от стоимости неоплаченных работ</w:t>
+      </w:r>
+      <w:r>
+        <w:t xml:space="preserve">.</w:t>
+      </w:r>
+    </w:p>
+    <w:p>
+      <w:r>
+        <w:t xml:space="preserve">9.4. Контрольная запись: </w:t>
+      </w:r>
+      <w:r>
+        <w:t xml:space="preserve">в течение 2 0  (Двадцати) рабочих дней со дня предъявления требования</w:t>
+      </w:r>
+      <w:r>
+        <w:t xml:space="preserve">.</w:t>
+      </w:r>
+    </w:p>
+    <w:p/>
+    <w:p>
+      <w:r>
+        <w:rPr>
+          <w:b/>
+        </w:rPr>
+        <w:t xml:space="preserve">РЕКВИЗИТЫ И ПОДПИСИ СТОРОН</w:t>
+      </w:r>
+    </w:p>
     <w:p/>
     <w:tbl>
       <w:tblPr>
@@ -807,6 +757,217 @@
           </w:tcPr>
           <w:p>
             <w:r>
+              <w:rPr>
+                <w:b/>
+              </w:rPr>
+              <w:t xml:space="preserve">Цедент:</w:t>
+            </w:r>
+          </w:p>
+          <w:p>
+            <w:r>
+              <w:t xml:space="preserve">Петров Консалтинг</w:t>
+            </w:r>
+          </w:p>
+          <w:p>
+            <w:r>
+              <w:t xml:space="preserve">Юридический адрес: </w:t>
+            </w:r>
+            <w:r>
+              <w:t xml:space="preserve">Санкт-Петербург, Мира 15</w:t>
+            </w:r>
+          </w:p>
+          <w:p>
+            <w:r>
+              <w:t xml:space="preserve">Почтовый адрес: </w:t>
+            </w:r>
+            <w:r>
+              <w:t xml:space="preserve">Казань, Профсоюзная 35</w:t>
+            </w:r>
+          </w:p>
+          <w:p>
+            <w:r>
+              <w:t xml:space="preserve">ИНН </w:t>
+            </w:r>
+            <w:r>
+              <w:t xml:space="preserve">2537479952</w:t>
+            </w:r>
+            <w:r>
+              <w:t xml:space="preserve"> КПП </w:t>
+            </w:r>
+            <w:r>
+              <w:t xml:space="preserve">241775796</w:t>
+            </w:r>
+          </w:p>
+          <w:p>
+            <w:r>
+              <w:t xml:space="preserve">ОГРН </w:t>
+            </w:r>
+            <w:r>
+              <w:t xml:space="preserve">1062173637316</w:t>
+            </w:r>
+          </w:p>
+          <w:p>
+            <w:r>
+              <w:t xml:space="preserve">р/с </w:t>
+            </w:r>
+            <w:r>
+              <w:t xml:space="preserve">40702810032762267472</w:t>
+            </w:r>
+            <w:r>
+              <w:t xml:space="preserve"> в АО «Тинькофф Банк»</w:t>
+            </w:r>
+          </w:p>
+          <w:p>
+            <w:r>
+              <w:t xml:space="preserve">к/с </w:t>
+            </w:r>
+            <w:r>
+              <w:t xml:space="preserve">30101810145250000974</w:t>
+            </w:r>
+            <w:r>
+              <w:t xml:space="preserve"> БИК </w:t>
+            </w:r>
+            <w:r>
+              <w:t xml:space="preserve">044525974</w:t>
+            </w:r>
+          </w:p>
+          <w:p>
+            <w:r>
+              <w:t xml:space="preserve">Тел.: </w:t>
+            </w:r>
+            <w:r>
+              <w:t xml:space="preserve">+7 (843) 170-92-86</w:t>
+            </w:r>
+          </w:p>
+          <w:p>
+            <w:r>
+              <w:t xml:space="preserve">E-mail: </w:t>
+            </w:r>
+            <w:r>
+              <w:t xml:space="preserve">maksimova@bk.ru</w:t>
+            </w:r>
+          </w:p>
+          <w:p/>
+          <w:p>
+            <w:r>
+              <w:t xml:space="preserve">Генеральный директор ______________ </w:t>
+            </w:r>
+            <w:r>
+              <w:t xml:space="preserve">С. В. Максимова</w:t>
+            </w:r>
+          </w:p>
+        </w:tc>
+        <w:tc>
+          <w:tcPr>
+            <w:tcW w:w="4680" w:type="dxa"/>
+          </w:tcPr>
+          <w:p>
+            <w:r>
+              <w:rPr>
+                <w:b/>
+              </w:rPr>
+              <w:t xml:space="preserve">Цессионарий:</w:t>
+            </w:r>
+          </w:p>
+          <w:p>
+            <w:r>
+              <w:t xml:space="preserve">Индивидуальный предприниматель </w:t>
+            </w:r>
+            <w:r>
+              <w:t xml:space="preserve">Волкова Мария Юрьевна</w:t>
+            </w:r>
+          </w:p>
+          <w:p>
+            <w:r>
+              <w:t xml:space="preserve">Адрес регистрации: </w:t>
+            </w:r>
+            <w:r>
+              <w:t xml:space="preserve">Сергиев Посад Гагарина 72/1 кв 25</w:t>
+            </w:r>
+          </w:p>
+          <w:p>
+            <w:r>
+              <w:t xml:space="preserve">ИНН </w:t>
+            </w:r>
+            <w:r>
+              <w:t xml:space="preserve">432199202258</w:t>
+            </w:r>
+            <w:r>
+              <w:t xml:space="preserve"> ОГРНИП </w:t>
+            </w:r>
+            <w:r>
+              <w:t xml:space="preserve">384018544536164</w:t>
+            </w:r>
+          </w:p>
+          <w:p>
+            <w:r>
+              <w:t xml:space="preserve">р/с </w:t>
+            </w:r>
+            <w:r>
+              <w:t xml:space="preserve">40802810175808782149</w:t>
+            </w:r>
+            <w:r>
+              <w:t xml:space="preserve"> в Филиал «Центральный» ПАО «Совкомбанк»</w:t>
+            </w:r>
+            <w:r>
+              <w:t xml:space="preserve">, БИК </w:t>
+            </w:r>
+            <w:r>
+              <w:t xml:space="preserve">044525360</w:t>
+            </w:r>
+          </w:p>
+          <w:p>
+            <w:r>
+              <w:t xml:space="preserve">Тел.: </w:t>
+            </w:r>
+            <w:r>
+              <w:t xml:space="preserve">+7 (499) 481-36-90</w:t>
+            </w:r>
+          </w:p>
+          <w:p>
+            <w:r>
+              <w:t xml:space="preserve">E-mail: </w:t>
+            </w:r>
+            <w:r>
+              <w:t xml:space="preserve">volkova@romashka.ru</w:t>
+            </w:r>
+          </w:p>
+          <w:p/>
+          <w:p>
+            <w:r>
+              <w:t xml:space="preserve">ИП ______________ </w:t>
+            </w:r>
+            <w:r>
+              <w:t xml:space="preserve">Волкова М. Ю.</w:t>
+            </w:r>
+          </w:p>
+        </w:tc>
+      </w:tr>
+    </w:tbl>
+    <w:p/>
+    <w:tbl>
+      <w:tblPr>
+        <w:tblW w:w="9360" w:type="dxa"/>
+        <w:tblBorders>
+          <w:top w:val="single" w:sz="4" w:color="auto"/>
+          <w:left w:val="single" w:sz="4" w:color="auto"/>
+          <w:bottom w:val="single" w:sz="4" w:color="auto"/>
+          <w:right w:val="single" w:sz="4" w:color="auto"/>
+          <w:insideH w:val="single" w:sz="4" w:color="auto"/>
+          <w:insideV w:val="single" w:sz="4" w:color="auto"/>
+        </w:tblBorders>
+      </w:tblPr>
+      <w:tblGrid>
+        <w:gridCol w:w="4680"/>
+        <w:gridCol w:w="4680"/>
+      </w:tblGrid>
+      <w:tr>
+        <w:tc>
+          <w:tcPr>
+            <w:tcW w:w="4680" w:type="dxa"/>
+          </w:tcPr>
+          <w:p>
+            <w:r>
               <w:t xml:space="preserve">ИНН: </w:t>
             </w:r>
             <w:r>
@@ -892,13 +1053,13 @@
       <w:t xml:space="preserve">Исполнитель документа: </w:t>
     </w:r>
     <w:r>
-      <w:t xml:space="preserve">Соколова Л. В.</w:t>
+      <w:t xml:space="preserve">Максимова Д. Ю.</w:t>
     </w:r>
     <w:r>
       <w:t xml:space="preserve">, тел. </w:t>
     </w:r>
     <w:r>
-      <w:t xml:space="preserve">8(495)8893440</w:t>
+      <w:t xml:space="preserve">8(843)3712127</w:t>
     </w:r>
   </w:p>
 </w:ftr>

--- a/tests/corpus_v2/docs/cession_0004.docx
+++ b/tests/corpus_v2/docs/cession_0004.docx
@@ -27,55 +27,55 @@
         <w:rPr>
           <w:b/>
         </w:rPr>
-        <w:t xml:space="preserve">21143/224-сс</w:t>
-      </w:r>
-    </w:p>
-    <w:p/>
-    <w:p>
-      <w:r>
-        <w:t xml:space="preserve">г. Сергиев Посад</w:t>
+        <w:t xml:space="preserve">22134/260-сс</w:t>
+      </w:r>
+    </w:p>
+    <w:p/>
+    <w:p>
+      <w:r>
+        <w:t xml:space="preserve">г. Самара</w:t>
       </w:r>
       <w:r>
         <w:t xml:space="preserve">     </w:t>
       </w:r>
       <w:r>
-        <w:t xml:space="preserve">20 октября 2024 г.</w:t>
-      </w:r>
-    </w:p>
-    <w:p/>
-    <w:p>
-      <w:r>
-        <w:t xml:space="preserve">Петров Консалтинг</w:t>
-      </w:r>
-      <w:r>
-        <w:t xml:space="preserve">, именуемое в дальнейшем «Цедент», в лице генерального директора </w:t>
-      </w:r>
-      <w:r>
-        <w:t xml:space="preserve">Максимовой Светланы Владимировны</w:t>
+        <w:t xml:space="preserve">3 апреля 2025 г.</w:t>
+      </w:r>
+    </w:p>
+    <w:p/>
+    <w:p>
+      <w:r>
+        <w:t xml:space="preserve">ООО «Иванов»</w:t>
+      </w:r>
+      <w:r>
+        <w:t xml:space="preserve">, именуемое в дальнейшем «Цедент», в лице исполнительного директора </w:t>
+      </w:r>
+      <w:r>
+        <w:t xml:space="preserve">Морозова Павла Владимировича</w:t>
       </w:r>
       <w:r>
         <w:t xml:space="preserve">, действующего на основании </w:t>
       </w:r>
       <w:r>
-        <w:t xml:space="preserve">доверенности № 12 от 09.01.2024</w:t>
+        <w:t xml:space="preserve">Устава</w:t>
       </w:r>
       <w:r>
         <w:t xml:space="preserve">, с одной стороны, и </w:t>
       </w:r>
       <w:r>
-        <w:t xml:space="preserve">Индивидуальный предприниматель </w:t>
-      </w:r>
-      <w:r>
-        <w:t xml:space="preserve">Волкова Мария Юрьевна</w:t>
+        <w:t xml:space="preserve">ИП </w:t>
+      </w:r>
+      <w:r>
+        <w:t xml:space="preserve">Коваль П. В.</w:t>
       </w:r>
       <w:r>
         <w:t xml:space="preserve">, ИНН </w:t>
       </w:r>
       <w:r>
-        <w:t xml:space="preserve">432199202258</w:t>
-      </w:r>
-      <w:r>
-        <w:t xml:space="preserve">, именуемая в дальнейшем «Цессионарий», действующая на основании свидетельства о государственной регистрации</w:t>
+        <w:t xml:space="preserve">516432199240</w:t>
+      </w:r>
+      <w:r>
+        <w:t xml:space="preserve">, именуемый в дальнейшем «Цессионарий», действующий на основании свидетельства о государственной регистрации</w:t>
       </w:r>
       <w:r>
         <w:t xml:space="preserve">, с другой стороны, совместно именуемые «Стороны», заключили настоящий Договор № </w:t>
@@ -482,7 +482,7 @@
         <w:t xml:space="preserve">3.1. Место исполнения обязательств: </w:t>
       </w:r>
       <w:r>
-        <w:t xml:space="preserve">Красногорск Полевая 48/1 кв 44</w:t>
+        <w:t xml:space="preserve">а/я 6, г. Красногорск, 143400</w:t>
       </w:r>
       <w:r>
         <w:t xml:space="preserve">.</w:t>
@@ -493,13 +493,13 @@
         <w:t xml:space="preserve">3.2. Уведомления направляются </w:t>
       </w:r>
       <w:r>
-        <w:t xml:space="preserve">Волковой Марии Юрьевне</w:t>
+        <w:t xml:space="preserve">Ковалю Павлу Владимировичу</w:t>
       </w:r>
       <w:r>
         <w:t xml:space="preserve"> по телефону </w:t>
       </w:r>
       <w:r>
-        <w:t xml:space="preserve">+7 (846) 794-88-69</w:t>
+        <w:t xml:space="preserve">+7 (812) 746-96-88</w:t>
       </w:r>
       <w:r>
         <w:t xml:space="preserve">.</w:t>
@@ -510,7 +510,7 @@
         <w:t xml:space="preserve">3.3. Срок исполнения обязательств — </w:t>
       </w:r>
       <w:r>
-        <w:t xml:space="preserve">не позднее 02.03.2025</w:t>
+        <w:t xml:space="preserve">не позднее 15.01.2025</w:t>
       </w:r>
       <w:r>
         <w:t xml:space="preserve">.</w:t>
@@ -569,7 +569,7 @@
         <w:t xml:space="preserve">Сторона, для которой создалась невозможность исполнения, обязана уведомить другую Сторону. Срок уведомления — </w:t>
       </w:r>
       <w:r>
-        <w:t xml:space="preserve">в течение сорока пяти банковских дней с момента выставления счета</w:t>
+        <w:t xml:space="preserve">в течение трех банковских дней с момента выставления счета</w:t>
       </w:r>
       <w:r>
         <w:t xml:space="preserve">.</w:t>
@@ -583,7 +583,7 @@
         <w:t xml:space="preserve">Все споры и разногласия решаются путём переговоров. Претензионный порядок обязателен, срок ответа на претензию — </w:t>
       </w:r>
       <w:r>
-        <w:t xml:space="preserve">в течение 10 дней с момента подписания акта</w:t>
+        <w:t xml:space="preserve">в течение 45 дней с момента подписания акта</w:t>
       </w:r>
       <w:r>
         <w:t xml:space="preserve">.</w:t>
@@ -604,7 +604,7 @@
         <w:t xml:space="preserve">Контрольный ИНН: </w:t>
       </w:r>
       <w:r>
-        <w:t xml:space="preserve">25З7479952</w:t>
+        <w:t xml:space="preserve">577825З749</w:t>
       </w:r>
     </w:p>
     <w:p>
@@ -612,7 +612,7 @@
         <w:t xml:space="preserve">Ответственное лицо: </w:t>
       </w:r>
       <w:r>
-        <w:t xml:space="preserve">Макcимова Светлана Bладимиpовнa</w:t>
+        <w:t xml:space="preserve">Морозов Павел Bладимирович</w:t>
       </w:r>
     </w:p>
     <w:p>
@@ -620,36 +620,36 @@
         <w:t xml:space="preserve">БИК банка: </w:t>
       </w:r>
       <w:r>
-        <w:t xml:space="preserve">0Ч4525974</w:t>
-      </w:r>
-    </w:p>
-    <w:p>
-      <w:r>
-        <w:t xml:space="preserve">Петров Консалтинг</w:t>
+        <w:t xml:space="preserve">0Ч45257О0</w:t>
+      </w:r>
+    </w:p>
+    <w:p>
+      <w:r>
+        <w:t xml:space="preserve">ООО Иванов</w:t>
       </w:r>
       <w:r>
         <w:t xml:space="preserve"> ИНН </w:t>
       </w:r>
       <w:r>
-        <w:t xml:space="preserve">2537479952</w:t>
+        <w:t xml:space="preserve">5778253749</w:t>
       </w:r>
       <w:r>
         <w:t xml:space="preserve"> КПП </w:t>
       </w:r>
       <w:r>
-        <w:t xml:space="preserve">241775796</w:t>
+        <w:t xml:space="preserve">824878617</w:t>
       </w:r>
       <w:r>
         <w:t xml:space="preserve"> </w:t>
       </w:r>
       <w:r>
-        <w:t xml:space="preserve">Самара  Октябрьская 7</w:t>
+        <w:t xml:space="preserve">Тверь  Космонавтов 74</w:t>
       </w:r>
       <w:r>
         <w:t xml:space="preserve"> тел </w:t>
       </w:r>
       <w:r>
-        <w:t xml:space="preserve">84957816324</w:t>
+        <w:t xml:space="preserve">88468439585</w:t>
       </w:r>
     </w:p>
     <w:p/>
@@ -670,10 +670,10 @@
         <w:rPr>
           <w:b/>
         </w:rPr>
-        <w:t xml:space="preserve">41Ф-42</w:t>
-      </w:r>
-      <w:r>
-        <w:t xml:space="preserve">853/23-351Д</w:t>
+        <w:t xml:space="preserve">40Ф-87</w:t>
+      </w:r>
+      <w:r>
+        <w:t xml:space="preserve">101/11-091Д</w:t>
       </w:r>
       <w:r>
         <w:t xml:space="preserve">.</w:t>
@@ -687,10 +687,10 @@
         <w:rPr>
           <w:b/>
         </w:rPr>
-        <w:t xml:space="preserve">52 8</w:t>
-      </w:r>
-      <w:r>
-        <w:t xml:space="preserve">00 000 (пятьдесят два миллиона восемьсот тысяч) рублей 50 копеек</w:t>
+        <w:t xml:space="preserve">93 8</w:t>
+      </w:r>
+      <w:r>
+        <w:t xml:space="preserve">00 000 (девяносто три миллиона восемьсот тысяч) рублей 00 копеек</w:t>
       </w:r>
       <w:r>
         <w:t xml:space="preserve">.</w:t>
@@ -765,7 +765,7 @@
           </w:p>
           <w:p>
             <w:r>
-              <w:t xml:space="preserve">Петров Консалтинг</w:t>
+              <w:t xml:space="preserve">ООО «Иванов»</w:t>
             </w:r>
           </w:p>
           <w:p>
@@ -773,15 +773,7 @@
               <w:t xml:space="preserve">Юридический адрес: </w:t>
             </w:r>
             <w:r>
-              <w:t xml:space="preserve">Санкт-Петербург, Мира 15</w:t>
-            </w:r>
-          </w:p>
-          <w:p>
-            <w:r>
-              <w:t xml:space="preserve">Почтовый адрес: </w:t>
-            </w:r>
-            <w:r>
-              <w:t xml:space="preserve">Казань, Профсоюзная 35</w:t>
+              <w:t xml:space="preserve">а/я 96, г. Нижний Новгород, 603000</w:t>
             </w:r>
           </w:p>
           <w:p>
@@ -789,13 +781,13 @@
               <w:t xml:space="preserve">ИНН </w:t>
             </w:r>
             <w:r>
-              <w:t xml:space="preserve">2537479952</w:t>
+              <w:t xml:space="preserve">5778253749</w:t>
             </w:r>
             <w:r>
               <w:t xml:space="preserve"> КПП </w:t>
             </w:r>
             <w:r>
-              <w:t xml:space="preserve">241775796</w:t>
+              <w:t xml:space="preserve">824878617</w:t>
             </w:r>
           </w:p>
           <w:p>
@@ -803,7 +795,7 @@
               <w:t xml:space="preserve">ОГРН </w:t>
             </w:r>
             <w:r>
-              <w:t xml:space="preserve">1062173637316</w:t>
+              <w:t xml:space="preserve">1519062173630</w:t>
             </w:r>
           </w:p>
           <w:p>
@@ -811,10 +803,10 @@
               <w:t xml:space="preserve">р/с </w:t>
             </w:r>
             <w:r>
-              <w:t xml:space="preserve">40702810032762267472</w:t>
-            </w:r>
-            <w:r>
-              <w:t xml:space="preserve"> в АО «Тинькофф Банк»</w:t>
+              <w:t xml:space="preserve">40702810773132762267</w:t>
+            </w:r>
+            <w:r>
+              <w:t xml:space="preserve"> в АО «Райффайзенбанк»</w:t>
             </w:r>
           </w:p>
           <w:p>
@@ -822,13 +814,13 @@
               <w:t xml:space="preserve">к/с </w:t>
             </w:r>
             <w:r>
-              <w:t xml:space="preserve">30101810145250000974</w:t>
+              <w:t xml:space="preserve">30101810200000000700</w:t>
             </w:r>
             <w:r>
               <w:t xml:space="preserve"> БИК </w:t>
             </w:r>
             <w:r>
-              <w:t xml:space="preserve">044525974</w:t>
+              <w:t xml:space="preserve">044525700</w:t>
             </w:r>
           </w:p>
           <w:p>
@@ -836,7 +828,7 @@
               <w:t xml:space="preserve">Тел.: </w:t>
             </w:r>
             <w:r>
-              <w:t xml:space="preserve">+7 (843) 170-92-86</w:t>
+              <w:t xml:space="preserve">+7 (812) 113-18-22</w:t>
             </w:r>
           </w:p>
           <w:p>
@@ -844,16 +836,16 @@
               <w:t xml:space="preserve">E-mail: </w:t>
             </w:r>
             <w:r>
-              <w:t xml:space="preserve">maksimova@bk.ru</w:t>
+              <w:t xml:space="preserve">morozov@corp-tehno.ru</w:t>
             </w:r>
           </w:p>
           <w:p/>
           <w:p>
             <w:r>
-              <w:t xml:space="preserve">Генеральный директор ______________ </w:t>
-            </w:r>
-            <w:r>
-              <w:t xml:space="preserve">С. В. Максимова</w:t>
+              <w:t xml:space="preserve">Директор ______________ </w:t>
+            </w:r>
+            <w:r>
+              <w:t xml:space="preserve">П. В. Морозов</w:t>
             </w:r>
           </w:p>
         </w:tc>
@@ -874,7 +866,7 @@
               <w:t xml:space="preserve">Индивидуальный предприниматель </w:t>
             </w:r>
             <w:r>
-              <w:t xml:space="preserve">Волкова Мария Юрьевна</w:t>
+              <w:t xml:space="preserve">Коваль Павел Владимирович</w:t>
             </w:r>
           </w:p>
           <w:p>
@@ -882,7 +874,7 @@
               <w:t xml:space="preserve">Адрес регистрации: </w:t>
             </w:r>
             <w:r>
-              <w:t xml:space="preserve">Сергиев Посад Гагарина 72/1 кв 25</w:t>
+              <w:t xml:space="preserve">а/я 74, г. Химки, 141400</w:t>
             </w:r>
           </w:p>
           <w:p>
@@ -890,13 +882,13 @@
               <w:t xml:space="preserve">ИНН </w:t>
             </w:r>
             <w:r>
-              <w:t xml:space="preserve">432199202258</w:t>
+              <w:t xml:space="preserve">516432199240</w:t>
             </w:r>
             <w:r>
               <w:t xml:space="preserve"> ОГРНИП </w:t>
             </w:r>
             <w:r>
-              <w:t xml:space="preserve">384018544536164</w:t>
+              <w:t xml:space="preserve">302284018544530</w:t>
             </w:r>
           </w:p>
           <w:p>
@@ -904,7 +896,7 @@
               <w:t xml:space="preserve">р/с </w:t>
             </w:r>
             <w:r>
-              <w:t xml:space="preserve">40802810175808782149</w:t>
+              <w:t xml:space="preserve">40802810461675808782</w:t>
             </w:r>
             <w:r>
               <w:t xml:space="preserve"> в Филиал «Центральный» ПАО «Совкомбанк»</w:t>
@@ -921,7 +913,7 @@
               <w:t xml:space="preserve">Тел.: </w:t>
             </w:r>
             <w:r>
-              <w:t xml:space="preserve">+7 (499) 481-36-90</w:t>
+              <w:t xml:space="preserve">+7 (812) 375-59-18</w:t>
             </w:r>
           </w:p>
           <w:p>
@@ -929,7 +921,7 @@
               <w:t xml:space="preserve">E-mail: </w:t>
             </w:r>
             <w:r>
-              <w:t xml:space="preserve">volkova@romashka.ru</w:t>
+              <w:t xml:space="preserve">koval@bk.ru</w:t>
             </w:r>
           </w:p>
           <w:p/>
@@ -938,7 +930,7 @@
               <w:t xml:space="preserve">ИП ______________ </w:t>
             </w:r>
             <w:r>
-              <w:t xml:space="preserve">Волкова М. Ю.</w:t>
+              <w:t xml:space="preserve">Коваль П. В.</w:t>
             </w:r>
           </w:p>
         </w:tc>
@@ -971,7 +963,7 @@
               <w:t xml:space="preserve">ИНН: </w:t>
             </w:r>
             <w:r>
-              <w:t xml:space="preserve">2537</w:t>
+              <w:t xml:space="preserve">5778</w:t>
             </w:r>
           </w:p>
         </w:tc>
@@ -981,7 +973,7 @@
           </w:tcPr>
           <w:p>
             <w:r>
-              <w:t xml:space="preserve">479952</w:t>
+              <w:t xml:space="preserve">253749</w:t>
             </w:r>
           </w:p>
         </w:tc>
@@ -993,7 +985,7 @@
           </w:tcPr>
           <w:p>
             <w:r>
-              <w:t xml:space="preserve">Волкова</w:t>
+              <w:t xml:space="preserve">Коваль</w:t>
             </w:r>
           </w:p>
         </w:tc>
@@ -1003,7 +995,7 @@
           </w:tcPr>
           <w:p>
             <w:r>
-              <w:t xml:space="preserve">Мария Юрьевна</w:t>
+              <w:t xml:space="preserve">Павел Владимирович</w:t>
             </w:r>
           </w:p>
         </w:tc>
@@ -1020,7 +1012,7 @@
         <w:t xml:space="preserve">Цедент: _______________ /</w:t>
       </w:r>
       <w:r>
-        <w:t xml:space="preserve">Максимова С. В.</w:t>
+        <w:t xml:space="preserve">Морозов П. В.</w:t>
       </w:r>
       <w:r>
         <w:t xml:space="preserve">/</w:t>
@@ -1031,7 +1023,7 @@
         <w:t xml:space="preserve">Цессионарий: _______________ /</w:t>
       </w:r>
       <w:r>
-        <w:t xml:space="preserve">Волкова М. Ю.</w:t>
+        <w:t xml:space="preserve">Коваль П. В.</w:t>
       </w:r>
       <w:r>
         <w:t xml:space="preserve">/</w:t>
@@ -1053,13 +1045,13 @@
       <w:t xml:space="preserve">Исполнитель документа: </w:t>
     </w:r>
     <w:r>
-      <w:t xml:space="preserve">Максимова Д. Ю.</w:t>
+      <w:t xml:space="preserve">Соколова Л. В.</w:t>
     </w:r>
     <w:r>
       <w:t xml:space="preserve">, тел. </w:t>
     </w:r>
     <w:r>
-      <w:t xml:space="preserve">8(843)3712127</w:t>
+      <w:t xml:space="preserve">8(495)8893440</w:t>
     </w:r>
   </w:p>
 </w:ftr>

--- a/tests/corpus_v2/docs/cession_0004.docx
+++ b/tests/corpus_v2/docs/cession_0004.docx
@@ -468,272 +468,34 @@
         </w:tc>
       </w:tr>
     </w:tbl>
-    <w:p/>
-    <w:p>
-      <w:r>
-        <w:rPr>
-          <w:b/>
-        </w:rPr>
-        <w:t xml:space="preserve">3. МЕСТО И СРОКИ ИСПОЛНЕНИЯ</w:t>
-      </w:r>
-    </w:p>
-    <w:p>
-      <w:r>
-        <w:t xml:space="preserve">3.1. Место исполнения обязательств: </w:t>
-      </w:r>
-      <w:r>
-        <w:t xml:space="preserve">а/я 6, г. Красногорск, 143400</w:t>
-      </w:r>
-      <w:r>
-        <w:t xml:space="preserve">.</w:t>
-      </w:r>
-    </w:p>
-    <w:p>
-      <w:r>
-        <w:t xml:space="preserve">3.2. Уведомления направляются </w:t>
-      </w:r>
-      <w:r>
-        <w:t xml:space="preserve">Ковалю Павлу Владимировичу</w:t>
-      </w:r>
-      <w:r>
-        <w:t xml:space="preserve"> по телефону </w:t>
-      </w:r>
-      <w:r>
-        <w:t xml:space="preserve">+7 (812) 746-96-88</w:t>
-      </w:r>
-      <w:r>
-        <w:t xml:space="preserve">.</w:t>
-      </w:r>
-    </w:p>
-    <w:p>
-      <w:r>
-        <w:t xml:space="preserve">3.3. Срок исполнения обязательств — </w:t>
-      </w:r>
-      <w:r>
-        <w:t xml:space="preserve">не позднее 15.01.2025</w:t>
-      </w:r>
-      <w:r>
-        <w:t xml:space="preserve">.</w:t>
-      </w:r>
-    </w:p>
-    <w:p/>
-    <w:p>
-      <w:r>
-        <w:rPr>
-          <w:b/>
-        </w:rPr>
-        <w:t xml:space="preserve">4. ПРОЧИЕ УСЛОВИЯ</w:t>
-      </w:r>
-    </w:p>
-    <w:p>
-      <w:r>
-        <w:t xml:space="preserve">4.1. </w:t>
-      </w:r>
-      <w:r>
-        <w:t xml:space="preserve">Стороны несут ответственность за неисполнение или ненадлежащее исполнение обязательств в соответствии с законодательством Российской Федерации.</w:t>
-      </w:r>
-    </w:p>
-    <w:p>
-      <w:r>
-        <w:t xml:space="preserve">4.2. </w:t>
-      </w:r>
-      <w:r>
-        <w:t xml:space="preserve">Размер неустойки за нарушение сроков оплаты: </w:t>
-      </w:r>
-      <w:r>
-        <w:t xml:space="preserve">1/300 ключевой ставки ЦБ РФ от общей суммы счета</w:t>
-      </w:r>
-      <w:r>
-        <w:t xml:space="preserve">. Предельный размер ответственности: </w:t>
-      </w:r>
-      <w:r>
-        <w:t xml:space="preserve">1/130 ключевой ставки ЦБ РФ от стоимости неоплаченных работ</w:t>
-      </w:r>
-      <w:r>
-        <w:t xml:space="preserve">.</w:t>
-      </w:r>
-    </w:p>
-    <w:p>
-      <w:r>
-        <w:t xml:space="preserve">4.3. </w:t>
-      </w:r>
-      <w:r>
-        <w:t xml:space="preserve">Стороны освобождаются от ответственности при наступлении обстоятельств непреодолимой силы, если они прямо повлияли на исполнение обязательств.</w:t>
-      </w:r>
-    </w:p>
-    <w:p>
-      <w:r>
-        <w:t xml:space="preserve">4.4. </w:t>
-      </w:r>
-      <w:r>
-        <w:t xml:space="preserve">Сторона, для которой создалась невозможность исполнения, обязана уведомить другую Сторону. Срок уведомления — </w:t>
-      </w:r>
-      <w:r>
-        <w:t xml:space="preserve">в течение трех банковских дней с момента выставления счета</w:t>
-      </w:r>
-      <w:r>
-        <w:t xml:space="preserve">.</w:t>
-      </w:r>
-    </w:p>
-    <w:p>
-      <w:r>
-        <w:t xml:space="preserve">4.5. </w:t>
-      </w:r>
-      <w:r>
-        <w:t xml:space="preserve">Все споры и разногласия решаются путём переговоров. Претензионный порядок обязателен, срок ответа на претензию — </w:t>
-      </w:r>
-      <w:r>
-        <w:t xml:space="preserve">в течение 45 дней с момента подписания акта</w:t>
-      </w:r>
-      <w:r>
-        <w:t xml:space="preserve">.</w:t>
-      </w:r>
-    </w:p>
-    <w:p/>
-    <w:p/>
-    <w:p>
-      <w:r>
-        <w:rPr>
-          <w:b/>
-        </w:rPr>
-        <w:t xml:space="preserve">10. ДОПОЛНИТЕЛЬНЫЕ СВЕДЕНИЯ О СТОРОНАХ</w:t>
-      </w:r>
-    </w:p>
-    <w:p>
-      <w:r>
-        <w:t xml:space="preserve">Контрольный ИНН: </w:t>
-      </w:r>
-      <w:r>
-        <w:t xml:space="preserve">577825З749</w:t>
-      </w:r>
-    </w:p>
-    <w:p>
-      <w:r>
-        <w:t xml:space="preserve">Ответственное лицо: </w:t>
-      </w:r>
-      <w:r>
-        <w:t xml:space="preserve">Морозов Павел Bладимирович</w:t>
-      </w:r>
-    </w:p>
-    <w:p>
-      <w:r>
-        <w:t xml:space="preserve">БИК банка: </w:t>
-      </w:r>
-      <w:r>
-        <w:t xml:space="preserve">0Ч45257О0</w:t>
-      </w:r>
-    </w:p>
-    <w:p>
-      <w:r>
-        <w:t xml:space="preserve">ООО Иванов</w:t>
-      </w:r>
-      <w:r>
-        <w:t xml:space="preserve"> ИНН </w:t>
-      </w:r>
-      <w:r>
-        <w:t xml:space="preserve">5778253749</w:t>
-      </w:r>
-      <w:r>
-        <w:t xml:space="preserve"> КПП </w:t>
-      </w:r>
-      <w:r>
-        <w:t xml:space="preserve">824878617</w:t>
-      </w:r>
-      <w:r>
-        <w:t xml:space="preserve"> </w:t>
-      </w:r>
-      <w:r>
-        <w:t xml:space="preserve">Тверь  Космонавтов 74</w:t>
-      </w:r>
-      <w:r>
-        <w:t xml:space="preserve"> тел </w:t>
-      </w:r>
-      <w:r>
-        <w:t xml:space="preserve">88468439585</w:t>
-      </w:r>
-    </w:p>
-    <w:p/>
-    <w:p/>
-    <w:p>
-      <w:r>
-        <w:rPr>
-          <w:b/>
-        </w:rPr>
-        <w:t xml:space="preserve">9. КОНТРОЛЬНЫЕ ВЕЛИЧИНЫ</w:t>
-      </w:r>
-    </w:p>
-    <w:p>
-      <w:r>
-        <w:t xml:space="preserve">9.1. Контрольная запись: </w:t>
-      </w:r>
-      <w:r>
-        <w:rPr>
-          <w:b/>
-        </w:rPr>
-        <w:t xml:space="preserve">40Ф-87</w:t>
-      </w:r>
-      <w:r>
-        <w:t xml:space="preserve">101/11-091Д</w:t>
-      </w:r>
-      <w:r>
-        <w:t xml:space="preserve">.</w:t>
-      </w:r>
-    </w:p>
-    <w:p>
-      <w:r>
-        <w:t xml:space="preserve">9.2. Контрольная запись: </w:t>
-      </w:r>
-      <w:r>
-        <w:rPr>
-          <w:b/>
-        </w:rPr>
-        <w:t xml:space="preserve">93 8</w:t>
-      </w:r>
-      <w:r>
-        <w:t xml:space="preserve">00 000 (девяносто три миллиона восемьсот тысяч) рублей 00 копеек</w:t>
-      </w:r>
-      <w:r>
-        <w:t xml:space="preserve">.</w:t>
-      </w:r>
-    </w:p>
-    <w:p>
-      <w:r>
-        <w:t xml:space="preserve">9.3. Контрольная запись: </w:t>
-      </w:r>
-      <w:r>
-        <w:rPr>
-          <w:b/>
-        </w:rPr>
-        <w:t xml:space="preserve">0,0</w:t>
-      </w:r>
-      <w:r>
-        <w:t xml:space="preserve">1 % от стоимости неоплаченных работ</w:t>
-      </w:r>
-      <w:r>
-        <w:t xml:space="preserve">.</w:t>
-      </w:r>
-    </w:p>
-    <w:p>
-      <w:r>
-        <w:t xml:space="preserve">9.4. Контрольная запись: </w:t>
-      </w:r>
-      <w:r>
-        <w:t xml:space="preserve">в течение 2 0  (Двадцати) рабочих дней со дня предъявления требования</w:t>
-      </w:r>
-      <w:r>
-        <w:t xml:space="preserve">.</w:t>
-      </w:r>
-    </w:p>
-    <w:p/>
-    <w:p>
-      <w:r>
-        <w:rPr>
-          <w:b/>
-        </w:rPr>
-        <w:t xml:space="preserve">РЕКВИЗИТЫ И ПОДПИСИ СТОРОН</w:t>
-      </w:r>
-    </w:p>
-    <w:p/>
+    <w:p>
+      <w:r>
+        <w:t xml:space="preserve">2.9. </w:t>
+      </w:r>
+      <w:r>
+        <w:t xml:space="preserve">Платёж по налогу перечисляется на код бюджетной классификации </w:t>
+      </w:r>
+      <w:r>
+        <w:t xml:space="preserve">182 101 010 110 110 001 10</w:t>
+      </w:r>
+      <w:r>
+        <w:t xml:space="preserve">, получатель — территориальный орган Федерального казначейства.</w:t>
+      </w:r>
+    </w:p>
+    <w:p>
+      <w:r>
+        <w:t xml:space="preserve">2.10. </w:t>
+      </w:r>
+      <w:r>
+        <w:t xml:space="preserve">Полномочия подтверждаются свидетельством о рождении, выдано </w:t>
+      </w:r>
+      <w:r>
+        <w:t xml:space="preserve">09.09.2019</w:t>
+      </w:r>
+      <w:r>
+        <w:t xml:space="preserve"> отделом ЗАГС.</w:t>
+      </w:r>
+    </w:p>
     <w:tbl>
       <w:tblPr>
         <w:tblW w:w="9360" w:type="dxa"/>
@@ -757,95 +519,7 @@
           </w:tcPr>
           <w:p>
             <w:r>
-              <w:rPr>
-                <w:b/>
-              </w:rPr>
-              <w:t xml:space="preserve">Цедент:</w:t>
-            </w:r>
-          </w:p>
-          <w:p>
-            <w:r>
-              <w:t xml:space="preserve">ООО «Иванов»</w:t>
-            </w:r>
-          </w:p>
-          <w:p>
-            <w:r>
-              <w:t xml:space="preserve">Юридический адрес: </w:t>
-            </w:r>
-            <w:r>
-              <w:t xml:space="preserve">а/я 96, г. Нижний Новгород, 603000</w:t>
-            </w:r>
-          </w:p>
-          <w:p>
-            <w:r>
-              <w:t xml:space="preserve">ИНН </w:t>
-            </w:r>
-            <w:r>
-              <w:t xml:space="preserve">5778253749</w:t>
-            </w:r>
-            <w:r>
-              <w:t xml:space="preserve"> КПП </w:t>
-            </w:r>
-            <w:r>
-              <w:t xml:space="preserve">824878617</w:t>
-            </w:r>
-          </w:p>
-          <w:p>
-            <w:r>
-              <w:t xml:space="preserve">ОГРН </w:t>
-            </w:r>
-            <w:r>
-              <w:t xml:space="preserve">1519062173630</w:t>
-            </w:r>
-          </w:p>
-          <w:p>
-            <w:r>
-              <w:t xml:space="preserve">р/с </w:t>
-            </w:r>
-            <w:r>
-              <w:t xml:space="preserve">40702810773132762267</w:t>
-            </w:r>
-            <w:r>
-              <w:t xml:space="preserve"> в АО «Райффайзенбанк»</w:t>
-            </w:r>
-          </w:p>
-          <w:p>
-            <w:r>
-              <w:t xml:space="preserve">к/с </w:t>
-            </w:r>
-            <w:r>
-              <w:t xml:space="preserve">30101810200000000700</w:t>
-            </w:r>
-            <w:r>
-              <w:t xml:space="preserve"> БИК </w:t>
-            </w:r>
-            <w:r>
-              <w:t xml:space="preserve">044525700</w:t>
-            </w:r>
-          </w:p>
-          <w:p>
-            <w:r>
-              <w:t xml:space="preserve">Тел.: </w:t>
-            </w:r>
-            <w:r>
-              <w:t xml:space="preserve">+7 (812) 113-18-22</w:t>
-            </w:r>
-          </w:p>
-          <w:p>
-            <w:r>
-              <w:t xml:space="preserve">E-mail: </w:t>
-            </w:r>
-            <w:r>
-              <w:t xml:space="preserve">morozov@corp-tehno.ru</w:t>
-            </w:r>
-          </w:p>
-          <w:p/>
-          <w:p>
-            <w:r>
-              <w:t xml:space="preserve">Директор ______________ </w:t>
-            </w:r>
-            <w:r>
-              <w:t xml:space="preserve">П. В. Морозов</w:t>
+              <w:t xml:space="preserve">7</w:t>
             </w:r>
           </w:p>
         </w:tc>
@@ -855,87 +529,297 @@
           </w:tcPr>
           <w:p>
             <w:r>
-              <w:rPr>
-                <w:b/>
-              </w:rPr>
-              <w:t xml:space="preserve">Цессионарий:</w:t>
-            </w:r>
-          </w:p>
-          <w:p>
-            <w:r>
-              <w:t xml:space="preserve">Индивидуальный предприниматель </w:t>
-            </w:r>
-            <w:r>
-              <w:t xml:space="preserve">Коваль Павел Владимирович</w:t>
-            </w:r>
-          </w:p>
-          <w:p>
-            <w:r>
-              <w:t xml:space="preserve">Адрес регистрации: </w:t>
-            </w:r>
-            <w:r>
-              <w:t xml:space="preserve">а/я 74, г. Химки, 141400</w:t>
-            </w:r>
-          </w:p>
-          <w:p>
-            <w:r>
-              <w:t xml:space="preserve">ИНН </w:t>
-            </w:r>
-            <w:r>
-              <w:t xml:space="preserve">516432199240</w:t>
-            </w:r>
-            <w:r>
-              <w:t xml:space="preserve"> ОГРНИП </w:t>
-            </w:r>
-            <w:r>
-              <w:t xml:space="preserve">302284018544530</w:t>
-            </w:r>
-          </w:p>
-          <w:p>
-            <w:r>
-              <w:t xml:space="preserve">р/с </w:t>
-            </w:r>
-            <w:r>
-              <w:t xml:space="preserve">40802810461675808782</w:t>
-            </w:r>
-            <w:r>
-              <w:t xml:space="preserve"> в Филиал «Центральный» ПАО «Совкомбанк»</w:t>
-            </w:r>
-            <w:r>
-              <w:t xml:space="preserve">, БИК </w:t>
-            </w:r>
-            <w:r>
-              <w:t xml:space="preserve">044525360</w:t>
-            </w:r>
-          </w:p>
-          <w:p>
-            <w:r>
-              <w:t xml:space="preserve">Тел.: </w:t>
-            </w:r>
-            <w:r>
-              <w:t xml:space="preserve">+7 (812) 375-59-18</w:t>
-            </w:r>
-          </w:p>
-          <w:p>
-            <w:r>
-              <w:t xml:space="preserve">E-mail: </w:t>
-            </w:r>
-            <w:r>
-              <w:t xml:space="preserve">koval@bk.ru</w:t>
-            </w:r>
-          </w:p>
-          <w:p/>
-          <w:p>
-            <w:r>
-              <w:t xml:space="preserve">ИП ______________ </w:t>
-            </w:r>
-            <w:r>
-              <w:t xml:space="preserve">Коваль П. В.</w:t>
+              <w:t xml:space="preserve">РУБ.</w:t>
             </w:r>
           </w:p>
         </w:tc>
       </w:tr>
     </w:tbl>
+    <w:p>
+      <w:r>
+        <w:t xml:space="preserve">2.11. </w:t>
+      </w:r>
+      <w:r>
+        <w:t xml:space="preserve">Поставке подлежит насос модели </w:t>
+      </w:r>
+      <w:r>
+        <w:t xml:space="preserve">ЭЦВ-6-10-80h</w:t>
+      </w:r>
+      <w:r>
+        <w:t xml:space="preserve"> и кабель марки </w:t>
+      </w:r>
+      <w:r>
+        <w:t xml:space="preserve">ВВГнг(А)-LSt</w:t>
+      </w:r>
+      <w:r>
+        <w:t xml:space="preserve">.</w:t>
+      </w:r>
+    </w:p>
+    <w:p/>
+    <w:p>
+      <w:r>
+        <w:rPr>
+          <w:b/>
+        </w:rPr>
+        <w:t xml:space="preserve">3. МЕСТО И СРОКИ ИСПОЛНЕНИЯ</w:t>
+      </w:r>
+    </w:p>
+    <w:p>
+      <w:r>
+        <w:t xml:space="preserve">3.1. Место исполнения обязательств: </w:t>
+      </w:r>
+      <w:r>
+        <w:t xml:space="preserve">а/я 19, г. Новосибирск, 630099</w:t>
+      </w:r>
+      <w:r>
+        <w:t xml:space="preserve">.</w:t>
+      </w:r>
+    </w:p>
+    <w:p>
+      <w:r>
+        <w:t xml:space="preserve">3.2. Уведомления направляются </w:t>
+      </w:r>
+      <w:r>
+        <w:t xml:space="preserve">Ковалю Павлу Владимировичу</w:t>
+      </w:r>
+      <w:r>
+        <w:t xml:space="preserve"> по телефону </w:t>
+      </w:r>
+      <w:r>
+        <w:t xml:space="preserve">+7 (495) 607-35-74</w:t>
+      </w:r>
+      <w:r>
+        <w:t xml:space="preserve">.</w:t>
+      </w:r>
+    </w:p>
+    <w:p>
+      <w:r>
+        <w:t xml:space="preserve">3.3. Срок исполнения обязательств — </w:t>
+      </w:r>
+      <w:r>
+        <w:t xml:space="preserve">не позднее 13.04.2026</w:t>
+      </w:r>
+      <w:r>
+        <w:t xml:space="preserve">.</w:t>
+      </w:r>
+    </w:p>
+    <w:p/>
+    <w:p>
+      <w:r>
+        <w:rPr>
+          <w:b/>
+        </w:rPr>
+        <w:t xml:space="preserve">4. ПРОЧИЕ УСЛОВИЯ</w:t>
+      </w:r>
+    </w:p>
+    <w:p>
+      <w:r>
+        <w:t xml:space="preserve">4.1. </w:t>
+      </w:r>
+      <w:r>
+        <w:t xml:space="preserve">Стороны несут ответственность за неисполнение или ненадлежащее исполнение обязательств в соответствии с законодательством Российской Федерации.</w:t>
+      </w:r>
+    </w:p>
+    <w:p>
+      <w:r>
+        <w:t xml:space="preserve">4.2. </w:t>
+      </w:r>
+      <w:r>
+        <w:t xml:space="preserve">Размер неустойки за нарушение сроков оплаты: </w:t>
+      </w:r>
+      <w:r>
+        <w:t xml:space="preserve">1/300 ключевой ставки ЦБ РФ от общей суммы счета</w:t>
+      </w:r>
+      <w:r>
+        <w:t xml:space="preserve">. Предельный размер ответственности: </w:t>
+      </w:r>
+      <w:r>
+        <w:t xml:space="preserve">1/130 ключевой ставки ЦБ РФ от стоимости неоплаченных работ</w:t>
+      </w:r>
+      <w:r>
+        <w:t xml:space="preserve">.</w:t>
+      </w:r>
+    </w:p>
+    <w:p>
+      <w:r>
+        <w:t xml:space="preserve">4.3. </w:t>
+      </w:r>
+      <w:r>
+        <w:t xml:space="preserve">Стороны освобождаются от ответственности при наступлении обстоятельств непреодолимой силы, если они прямо повлияли на исполнение обязательств.</w:t>
+      </w:r>
+    </w:p>
+    <w:p>
+      <w:r>
+        <w:t xml:space="preserve">4.4. </w:t>
+      </w:r>
+      <w:r>
+        <w:t xml:space="preserve">Сторона, для которой создалась невозможность исполнения, обязана уведомить другую Сторону. Срок уведомления — </w:t>
+      </w:r>
+      <w:r>
+        <w:t xml:space="preserve">в течение четырнадцати банковских дней с момента выставления счета</w:t>
+      </w:r>
+      <w:r>
+        <w:t xml:space="preserve">.</w:t>
+      </w:r>
+    </w:p>
+    <w:p>
+      <w:r>
+        <w:t xml:space="preserve">4.5. </w:t>
+      </w:r>
+      <w:r>
+        <w:t xml:space="preserve">Все споры и разногласия решаются путём переговоров. Претензионный порядок обязателен, срок ответа на претензию — </w:t>
+      </w:r>
+      <w:r>
+        <w:t xml:space="preserve">в течение 60 дней с момента подписания акта</w:t>
+      </w:r>
+      <w:r>
+        <w:t xml:space="preserve">.</w:t>
+      </w:r>
+    </w:p>
+    <w:p/>
+    <w:p/>
+    <w:p>
+      <w:r>
+        <w:rPr>
+          <w:b/>
+        </w:rPr>
+        <w:t xml:space="preserve">10. ДОПОЛНИТЕЛЬНЫЕ СВЕДЕНИЯ О СТОРОНАХ</w:t>
+      </w:r>
+    </w:p>
+    <w:p>
+      <w:r>
+        <w:t xml:space="preserve">Контрольный ИНН: </w:t>
+      </w:r>
+      <w:r>
+        <w:t xml:space="preserve">577825З749</w:t>
+      </w:r>
+    </w:p>
+    <w:p>
+      <w:r>
+        <w:t xml:space="preserve">Ответственное лицо: </w:t>
+      </w:r>
+      <w:r>
+        <w:t xml:space="preserve">Морозов Пaвeл Bладимиpович</w:t>
+      </w:r>
+    </w:p>
+    <w:p>
+      <w:r>
+        <w:t xml:space="preserve">БИК банка: </w:t>
+      </w:r>
+      <w:r>
+        <w:t xml:space="preserve">0Ч4525700</w:t>
+      </w:r>
+    </w:p>
+    <w:p>
+      <w:r>
+        <w:t xml:space="preserve">ООО Иванов</w:t>
+      </w:r>
+      <w:r>
+        <w:t xml:space="preserve"> ИНН </w:t>
+      </w:r>
+      <w:r>
+        <w:t xml:space="preserve">5778253749</w:t>
+      </w:r>
+      <w:r>
+        <w:t xml:space="preserve"> КПП </w:t>
+      </w:r>
+      <w:r>
+        <w:t xml:space="preserve">824878617</w:t>
+      </w:r>
+      <w:r>
+        <w:t xml:space="preserve"> </w:t>
+      </w:r>
+      <w:r>
+        <w:t xml:space="preserve">Самара  Октябрьская 7</w:t>
+      </w:r>
+      <w:r>
+        <w:t xml:space="preserve"> тел </w:t>
+      </w:r>
+      <w:r>
+        <w:t xml:space="preserve">84957816324</w:t>
+      </w:r>
+    </w:p>
+    <w:p/>
+    <w:p/>
+    <w:p>
+      <w:r>
+        <w:rPr>
+          <w:b/>
+        </w:rPr>
+        <w:t xml:space="preserve">9. КОНТРОЛЬНЫЕ ВЕЛИЧИНЫ</w:t>
+      </w:r>
+    </w:p>
+    <w:p>
+      <w:r>
+        <w:t xml:space="preserve">9.1. Контрольная запись: </w:t>
+      </w:r>
+      <w:r>
+        <w:rPr>
+          <w:b/>
+        </w:rPr>
+        <w:t xml:space="preserve">41Ф-42</w:t>
+      </w:r>
+      <w:r>
+        <w:t xml:space="preserve">853/23-351Д</w:t>
+      </w:r>
+      <w:r>
+        <w:t xml:space="preserve">.</w:t>
+      </w:r>
+    </w:p>
+    <w:p>
+      <w:r>
+        <w:t xml:space="preserve">9.2. Контрольная запись: </w:t>
+      </w:r>
+      <w:r>
+        <w:rPr>
+          <w:b/>
+        </w:rPr>
+        <w:t xml:space="preserve">52 8</w:t>
+      </w:r>
+      <w:r>
+        <w:t xml:space="preserve">00 000 (пятьдесят два миллиона восемьсот тысяч) рублей 50 копеек</w:t>
+      </w:r>
+      <w:r>
+        <w:t xml:space="preserve">.</w:t>
+      </w:r>
+    </w:p>
+    <w:p>
+      <w:r>
+        <w:t xml:space="preserve">9.3. Контрольная запись: </w:t>
+      </w:r>
+      <w:r>
+        <w:rPr>
+          <w:b/>
+        </w:rPr>
+        <w:t xml:space="preserve">0,0</w:t>
+      </w:r>
+      <w:r>
+        <w:t xml:space="preserve">1 % от стоимости неоплаченных работ</w:t>
+      </w:r>
+      <w:r>
+        <w:t xml:space="preserve">.</w:t>
+      </w:r>
+    </w:p>
+    <w:p>
+      <w:r>
+        <w:t xml:space="preserve">9.4. Контрольная запись: </w:t>
+      </w:r>
+      <w:r>
+        <w:t xml:space="preserve">в течение 2 0  (Двадцати) рабочих дней со дня предъявления требования</w:t>
+      </w:r>
+      <w:r>
+        <w:t xml:space="preserve">.</w:t>
+      </w:r>
+    </w:p>
+    <w:p/>
+    <w:p>
+      <w:r>
+        <w:rPr>
+          <w:b/>
+        </w:rPr>
+        <w:t xml:space="preserve">РЕКВИЗИТЫ И ПОДПИСИ СТОРОН</w:t>
+      </w:r>
+    </w:p>
     <w:p/>
     <w:tbl>
       <w:tblPr>
@@ -960,6 +844,217 @@
           </w:tcPr>
           <w:p>
             <w:r>
+              <w:rPr>
+                <w:b/>
+              </w:rPr>
+              <w:t xml:space="preserve">Цедент:</w:t>
+            </w:r>
+          </w:p>
+          <w:p>
+            <w:r>
+              <w:t xml:space="preserve">ООО «Иванов»</w:t>
+            </w:r>
+          </w:p>
+          <w:p>
+            <w:r>
+              <w:t xml:space="preserve">Юридический адрес: </w:t>
+            </w:r>
+            <w:r>
+              <w:t xml:space="preserve">а/я 37, г. Санкт-Петербург, 190000</w:t>
+            </w:r>
+          </w:p>
+          <w:p>
+            <w:r>
+              <w:t xml:space="preserve">Почтовый адрес: </w:t>
+            </w:r>
+            <w:r>
+              <w:t xml:space="preserve">а/я 50, г. Казань, 420111</w:t>
+            </w:r>
+          </w:p>
+          <w:p>
+            <w:r>
+              <w:t xml:space="preserve">ИНН </w:t>
+            </w:r>
+            <w:r>
+              <w:t xml:space="preserve">5778253749</w:t>
+            </w:r>
+            <w:r>
+              <w:t xml:space="preserve"> КПП </w:t>
+            </w:r>
+            <w:r>
+              <w:t xml:space="preserve">824878617</w:t>
+            </w:r>
+          </w:p>
+          <w:p>
+            <w:r>
+              <w:t xml:space="preserve">ОГРН </w:t>
+            </w:r>
+            <w:r>
+              <w:t xml:space="preserve">1519062173630</w:t>
+            </w:r>
+          </w:p>
+          <w:p>
+            <w:r>
+              <w:t xml:space="preserve">р/с </w:t>
+            </w:r>
+            <w:r>
+              <w:t xml:space="preserve">40702810773132762267</w:t>
+            </w:r>
+            <w:r>
+              <w:t xml:space="preserve"> в АО «Райффайзенбанк»</w:t>
+            </w:r>
+          </w:p>
+          <w:p>
+            <w:r>
+              <w:t xml:space="preserve">к/с </w:t>
+            </w:r>
+            <w:r>
+              <w:t xml:space="preserve">30101810200000000700</w:t>
+            </w:r>
+            <w:r>
+              <w:t xml:space="preserve"> БИК </w:t>
+            </w:r>
+            <w:r>
+              <w:t xml:space="preserve">044525700</w:t>
+            </w:r>
+          </w:p>
+          <w:p>
+            <w:r>
+              <w:t xml:space="preserve">Тел.: </w:t>
+            </w:r>
+            <w:r>
+              <w:t xml:space="preserve">+7 (495) 756-86-80</w:t>
+            </w:r>
+          </w:p>
+          <w:p>
+            <w:r>
+              <w:t xml:space="preserve">E-mail: </w:t>
+            </w:r>
+            <w:r>
+              <w:t xml:space="preserve">morozov@sibtrans.ru</w:t>
+            </w:r>
+          </w:p>
+          <w:p/>
+          <w:p>
+            <w:r>
+              <w:t xml:space="preserve">Директор ______________ </w:t>
+            </w:r>
+            <w:r>
+              <w:t xml:space="preserve">П. В. Морозов</w:t>
+            </w:r>
+          </w:p>
+        </w:tc>
+        <w:tc>
+          <w:tcPr>
+            <w:tcW w:w="4680" w:type="dxa"/>
+          </w:tcPr>
+          <w:p>
+            <w:r>
+              <w:rPr>
+                <w:b/>
+              </w:rPr>
+              <w:t xml:space="preserve">Цессионарий:</w:t>
+            </w:r>
+          </w:p>
+          <w:p>
+            <w:r>
+              <w:t xml:space="preserve">Индивидуальный предприниматель </w:t>
+            </w:r>
+            <w:r>
+              <w:t xml:space="preserve">Коваль Павел Владимирович</w:t>
+            </w:r>
+          </w:p>
+          <w:p>
+            <w:r>
+              <w:t xml:space="preserve">Адрес регистрации: </w:t>
+            </w:r>
+            <w:r>
+              <w:t xml:space="preserve">а/я 31, г. Сергиев Посад, 141300</w:t>
+            </w:r>
+          </w:p>
+          <w:p>
+            <w:r>
+              <w:t xml:space="preserve">ИНН </w:t>
+            </w:r>
+            <w:r>
+              <w:t xml:space="preserve">516432199240</w:t>
+            </w:r>
+            <w:r>
+              <w:t xml:space="preserve"> ОГРНИП </w:t>
+            </w:r>
+            <w:r>
+              <w:t xml:space="preserve">302284018544530</w:t>
+            </w:r>
+          </w:p>
+          <w:p>
+            <w:r>
+              <w:t xml:space="preserve">р/с </w:t>
+            </w:r>
+            <w:r>
+              <w:t xml:space="preserve">40802810461675808782</w:t>
+            </w:r>
+            <w:r>
+              <w:t xml:space="preserve"> в Филиал «Центральный» ПАО «Совкомбанк»</w:t>
+            </w:r>
+            <w:r>
+              <w:t xml:space="preserve">, БИК </w:t>
+            </w:r>
+            <w:r>
+              <w:t xml:space="preserve">044525360</w:t>
+            </w:r>
+          </w:p>
+          <w:p>
+            <w:r>
+              <w:t xml:space="preserve">Тел.: </w:t>
+            </w:r>
+            <w:r>
+              <w:t xml:space="preserve">+7 (812) 315-90-11</w:t>
+            </w:r>
+          </w:p>
+          <w:p>
+            <w:r>
+              <w:t xml:space="preserve">E-mail: </w:t>
+            </w:r>
+            <w:r>
+              <w:t xml:space="preserve">koval@corp-tehno.ru</w:t>
+            </w:r>
+          </w:p>
+          <w:p/>
+          <w:p>
+            <w:r>
+              <w:t xml:space="preserve">ИП ______________ </w:t>
+            </w:r>
+            <w:r>
+              <w:t xml:space="preserve">Коваль П. В.</w:t>
+            </w:r>
+          </w:p>
+        </w:tc>
+      </w:tr>
+    </w:tbl>
+    <w:p/>
+    <w:tbl>
+      <w:tblPr>
+        <w:tblW w:w="9360" w:type="dxa"/>
+        <w:tblBorders>
+          <w:top w:val="single" w:sz="4" w:color="auto"/>
+          <w:left w:val="single" w:sz="4" w:color="auto"/>
+          <w:bottom w:val="single" w:sz="4" w:color="auto"/>
+          <w:right w:val="single" w:sz="4" w:color="auto"/>
+          <w:insideH w:val="single" w:sz="4" w:color="auto"/>
+          <w:insideV w:val="single" w:sz="4" w:color="auto"/>
+        </w:tblBorders>
+      </w:tblPr>
+      <w:tblGrid>
+        <w:gridCol w:w="4680"/>
+        <w:gridCol w:w="4680"/>
+      </w:tblGrid>
+      <w:tr>
+        <w:tc>
+          <w:tcPr>
+            <w:tcW w:w="4680" w:type="dxa"/>
+          </w:tcPr>
+          <w:p>
+            <w:r>
               <w:t xml:space="preserve">ИНН: </w:t>
             </w:r>
             <w:r>
@@ -1045,13 +1140,13 @@
       <w:t xml:space="preserve">Исполнитель документа: </w:t>
     </w:r>
     <w:r>
-      <w:t xml:space="preserve">Соколова Л. В.</w:t>
+      <w:t xml:space="preserve">Максимова Т. Ю.</w:t>
     </w:r>
     <w:r>
       <w:t xml:space="preserve">, тел. </w:t>
     </w:r>
     <w:r>
-      <w:t xml:space="preserve">8(495)8893440</w:t>
+      <w:t xml:space="preserve">8(495)2429266</w:t>
     </w:r>
   </w:p>
 </w:ftr>

--- a/tests/corpus_v2/docs/cession_0004.docx
+++ b/tests/corpus_v2/docs/cession_0004.docx
@@ -120,7 +120,7 @@
         <w:t xml:space="preserve">Уступка права требования является возмездной. Цена уступаемого права: </w:t>
       </w:r>
       <w:r>
-        <w:t xml:space="preserve">Тридцать два миллиона пятьсот тысяч два рубля 0 коп.</w:t>
+        <w:t xml:space="preserve">Шесть миллионов восемьсот тысяч два рубля 5 коп.</w:t>
       </w:r>
       <w:r>
         <w:t xml:space="preserve">, НДС не облагается</w:t>
@@ -135,6 +135,101 @@
       </w:r>
       <w:r>
         <w:t xml:space="preserve">Цедент отвечает за недействительность переданного требования, но не отвечает за неисполнение обязательства должником.</w:t>
+      </w:r>
+    </w:p>
+    <w:p>
+      <w:r>
+        <w:t xml:space="preserve">1.5. </w:t>
+      </w:r>
+      <w:r>
+        <w:t xml:space="preserve">Отгрузка оформляется товарной накладной № </w:t>
+      </w:r>
+      <w:r>
+        <w:t xml:space="preserve">042123820</w:t>
+      </w:r>
+      <w:r>
+        <w:t xml:space="preserve">. Каталожный номер изделия — </w:t>
+      </w:r>
+      <w:r>
+        <w:t xml:space="preserve">049570332</w:t>
+      </w:r>
+      <w:r>
+        <w:t xml:space="preserve">. Изделию присвоен заводской номер </w:t>
+      </w:r>
+      <w:r>
+        <w:t xml:space="preserve">043786594</w:t>
+      </w:r>
+      <w:r>
+        <w:t xml:space="preserve">.</w:t>
+      </w:r>
+    </w:p>
+    <w:p>
+      <w:r>
+        <w:t xml:space="preserve">1.6. </w:t>
+      </w:r>
+      <w:r>
+        <w:t xml:space="preserve">Расходы отражаются по коду цели </w:t>
+      </w:r>
+      <w:r>
+        <w:t xml:space="preserve">040156801</w:t>
+      </w:r>
+      <w:r>
+        <w:t xml:space="preserve">, предусмотренному приказом Минфина России № 157н. </w:t>
+      </w:r>
+      <w:r>
+        <w:t xml:space="preserve">БИК банка Стороны в настоящем разделе не приводится; номер заявки на открытие счёта — </w:t>
+      </w:r>
+      <w:r>
+        <w:t xml:space="preserve">046247662</w:t>
+      </w:r>
+      <w:r>
+        <w:t xml:space="preserve">.</w:t>
+      </w:r>
+    </w:p>
+    <w:p>
+      <w:r>
+        <w:t xml:space="preserve">1.7. </w:t>
+      </w:r>
+      <w:r>
+        <w:t xml:space="preserve">Абоненту открыт лицевой счёт </w:t>
+      </w:r>
+      <w:r>
+        <w:t xml:space="preserve">84236202932</w:t>
+      </w:r>
+      <w:r>
+        <w:t xml:space="preserve">. Спецификация зарегистрирована за номером </w:t>
+      </w:r>
+      <w:r>
+        <w:t xml:space="preserve">84544281924</w:t>
+      </w:r>
+      <w:r>
+        <w:t xml:space="preserve">. Заводской номер прибора учёта — </w:t>
+      </w:r>
+      <w:r>
+        <w:t xml:space="preserve">88034880699</w:t>
+      </w:r>
+      <w:r>
+        <w:t xml:space="preserve">.</w:t>
+      </w:r>
+    </w:p>
+    <w:p>
+      <w:r>
+        <w:t xml:space="preserve">1.8. </w:t>
+      </w:r>
+      <w:r>
+        <w:t xml:space="preserve">Сведения внесены в реестр за номером </w:t>
+      </w:r>
+      <w:r>
+        <w:t xml:space="preserve">84596548108</w:t>
+      </w:r>
+      <w:r>
+        <w:t xml:space="preserve"> по правилам статьи 434 Гражданского кодекса Российской Федерации. Уведомление направлено за исходящим № </w:t>
+      </w:r>
+      <w:r>
+        <w:t xml:space="preserve">87483042556</w:t>
+      </w:r>
+      <w:r>
+        <w:t xml:space="preserve">.</w:t>
       </w:r>
     </w:p>
     <w:p/>
@@ -151,7 +246,7 @@
         <w:t xml:space="preserve">2.1. Общая цена Договора: </w:t>
       </w:r>
       <w:r>
-        <w:t xml:space="preserve">59 000 002 (Пятьдесят девять миллионов два) рубля 5 коп.</w:t>
+        <w:t xml:space="preserve">78 600 002 (Семьдесят восемь миллионов шестьсот тысяч два) рубля 0 коп.</w:t>
       </w:r>
       <w:r>
         <w:t xml:space="preserve">, НДС не облагается, т.к. применяется УСН</w:t>
@@ -165,7 +260,7 @@
         <w:t xml:space="preserve">2.2. Налог: </w:t>
       </w:r>
       <w:r>
-        <w:t xml:space="preserve">7 (семь) процентов за каждый день просрочки</w:t>
+        <w:t xml:space="preserve">10 (десять) процентов за каждый день просрочки</w:t>
       </w:r>
       <w:r>
         <w:t xml:space="preserve">.</w:t>
@@ -176,7 +271,7 @@
         <w:t xml:space="preserve">2.3. Срок оплаты — </w:t>
       </w:r>
       <w:r>
-        <w:t xml:space="preserve">в течение 14 календарных дней со дня предъявления требования</w:t>
+        <w:t xml:space="preserve">в течение 10 календарных дней со дня предъявления требования</w:t>
       </w:r>
       <w:r>
         <w:t xml:space="preserve">.</w:t>
@@ -207,7 +302,7 @@
         <w:t xml:space="preserve">, артикул </w:t>
       </w:r>
       <w:r>
-        <w:t xml:space="preserve">RM-1153-69</w:t>
+        <w:t xml:space="preserve">RM-5627-53</w:t>
       </w:r>
       <w:r>
         <w:t xml:space="preserve">, код </w:t>
@@ -267,43 +362,43 @@
         <w:t xml:space="preserve">. Товар отгружается с сопроводительным документом паспорт качества № </w:t>
       </w:r>
       <w:r>
-        <w:t xml:space="preserve">98 07 390479</w:t>
+        <w:t xml:space="preserve">18 15 247598</w:t>
       </w:r>
       <w:r>
         <w:t xml:space="preserve">. К партии приложен паспорт изделия № </w:t>
       </w:r>
       <w:r>
-        <w:t xml:space="preserve">61 08 880560</w:t>
+        <w:t xml:space="preserve">74 23 761540</w:t>
       </w:r>
       <w:r>
         <w:t xml:space="preserve">. Оборудование поставляется с паспортом транспортного средства № </w:t>
       </w:r>
       <w:r>
-        <w:t xml:space="preserve">11 15 060868</w:t>
+        <w:t xml:space="preserve">96 22 622115</w:t>
       </w:r>
       <w:r>
         <w:t xml:space="preserve">. Приёмка производится согласно техническому паспорту </w:t>
       </w:r>
       <w:r>
-        <w:t xml:space="preserve">40 19 404296</w:t>
+        <w:t xml:space="preserve">40 22 856837</w:t>
       </w:r>
       <w:r>
         <w:t xml:space="preserve">. СНИЛС не указан, номер заказа </w:t>
       </w:r>
       <w:r>
-        <w:t xml:space="preserve">935-448-586 57</w:t>
+        <w:t xml:space="preserve">946-933-054 11</w:t>
       </w:r>
       <w:r>
         <w:t xml:space="preserve">. Дата рождения не проставлена, документ выдан </w:t>
       </w:r>
       <w:r>
-        <w:t xml:space="preserve">25.07.2016</w:t>
+        <w:t xml:space="preserve">22.07.2016</w:t>
       </w:r>
       <w:r>
         <w:t xml:space="preserve">. Код подразделения, см. артикул </w:t>
       </w:r>
       <w:r>
-        <w:t xml:space="preserve">340-670</w:t>
+        <w:t xml:space="preserve">854-321</w:t>
       </w:r>
       <w:r>
         <w:t xml:space="preserve">. Цена — </w:t>
@@ -323,25 +418,25 @@
         <w:t xml:space="preserve">Товар маркирован штрихкодом </w:t>
       </w:r>
       <w:r>
-        <w:t xml:space="preserve">4607483042556</w:t>
+        <w:t xml:space="preserve">4609994129679</w:t>
       </w:r>
       <w:r>
         <w:t xml:space="preserve">. Код контрагента по ОКПО — </w:t>
       </w:r>
       <w:r>
-        <w:t xml:space="preserve">7523362422</w:t>
+        <w:t xml:space="preserve">7963802169</w:t>
       </w:r>
       <w:r>
         <w:t xml:space="preserve">. Оборудование учтено под инвентарным номером </w:t>
       </w:r>
       <w:r>
-        <w:t xml:space="preserve">040850670</w:t>
+        <w:t xml:space="preserve">045740175</w:t>
       </w:r>
       <w:r>
         <w:t xml:space="preserve">, складской позиции присвоен номер </w:t>
       </w:r>
       <w:r>
-        <w:t xml:space="preserve">175971138</w:t>
+        <w:t xml:space="preserve">543909261</w:t>
       </w:r>
       <w:r>
         <w:t xml:space="preserve">.</w:t>
@@ -355,19 +450,19 @@
         <w:t xml:space="preserve">Оплата по счёту-фактуре на КБК </w:t>
       </w:r>
       <w:r>
-        <w:t xml:space="preserve">18210101011011000199</w:t>
+        <w:t xml:space="preserve">18210101011011000180</w:t>
       </w:r>
       <w:r>
         <w:t xml:space="preserve">. ИНН не присвоен, регистрационный № </w:t>
       </w:r>
       <w:r>
-        <w:t xml:space="preserve">4773185537</w:t>
+        <w:t xml:space="preserve">0056411651</w:t>
       </w:r>
       <w:r>
         <w:t xml:space="preserve">. ИНН не присвоен, платёжный документ № </w:t>
       </w:r>
       <w:r>
-        <w:t xml:space="preserve">957186996689</w:t>
+        <w:t xml:space="preserve">106607568816</w:t>
       </w:r>
       <w:r>
         <w:t xml:space="preserve">. Заказчик действует в лице </w:t>
@@ -387,13 +482,13 @@
         <w:t xml:space="preserve">Массовая доля влаги в товаре — </w:t>
       </w:r>
       <w:r>
-        <w:t xml:space="preserve">не более 8 %</w:t>
+        <w:t xml:space="preserve">не более 12 %</w:t>
       </w:r>
       <w:r>
         <w:t xml:space="preserve">. Товар подлежит хранению </w:t>
       </w:r>
       <w:r>
-        <w:t xml:space="preserve">в течение 48 часов</w:t>
+        <w:t xml:space="preserve">в течение 12 часов</w:t>
       </w:r>
       <w:r>
         <w:t xml:space="preserve"> при температуре не выше +4 °C. Срок исковой давности по требованиям, вытекающим из Договора, составляет </w:t>
@@ -462,7 +557,7 @@
           </w:tcPr>
           <w:p>
             <w:r>
-              <w:t xml:space="preserve">3216577567</w:t>
+              <w:t xml:space="preserve">5505142903</w:t>
             </w:r>
           </w:p>
         </w:tc>
@@ -490,7 +585,7 @@
         <w:t xml:space="preserve">Полномочия подтверждаются свидетельством о рождении, выдано </w:t>
       </w:r>
       <w:r>
-        <w:t xml:space="preserve">09.09.2019</w:t>
+        <w:t xml:space="preserve">02.04.2019</w:t>
       </w:r>
       <w:r>
         <w:t xml:space="preserve"> отделом ЗАГС.</w:t>
@@ -569,7 +664,7 @@
         <w:t xml:space="preserve">3.1. Место исполнения обязательств: </w:t>
       </w:r>
       <w:r>
-        <w:t xml:space="preserve">а/я 19, г. Новосибирск, 630099</w:t>
+        <w:t xml:space="preserve">а/я 71, г. Екатеринбург, 620014</w:t>
       </w:r>
       <w:r>
         <w:t xml:space="preserve">.</w:t>
@@ -586,7 +681,7 @@
         <w:t xml:space="preserve"> по телефону </w:t>
       </w:r>
       <w:r>
-        <w:t xml:space="preserve">+7 (495) 607-35-74</w:t>
+        <w:t xml:space="preserve">+7 (843) 276-81-12</w:t>
       </w:r>
       <w:r>
         <w:t xml:space="preserve">.</w:t>
@@ -597,7 +692,111 @@
         <w:t xml:space="preserve">3.3. Срок исполнения обязательств — </w:t>
       </w:r>
       <w:r>
-        <w:t xml:space="preserve">не позднее 13.04.2026</w:t>
+        <w:t xml:space="preserve">не позднее 25.04.2025</w:t>
+      </w:r>
+      <w:r>
+        <w:t xml:space="preserve">.</w:t>
+      </w:r>
+    </w:p>
+    <w:p>
+      <w:r>
+        <w:t xml:space="preserve">3.4. </w:t>
+      </w:r>
+      <w:r>
+        <w:t xml:space="preserve">Финансирование ведётся за счёт средств бюджета, КБК </w:t>
+      </w:r>
+      <w:r>
+        <w:t xml:space="preserve">18292221937082094976</w:t>
+      </w:r>
+      <w:r>
+        <w:t xml:space="preserve">. Счётчик имеет заводской номер </w:t>
+      </w:r>
+      <w:r>
+        <w:t xml:space="preserve">39058457599971850881</w:t>
+      </w:r>
+      <w:r>
+        <w:t xml:space="preserve">.</w:t>
+      </w:r>
+    </w:p>
+    <w:p>
+      <w:r>
+        <w:t xml:space="preserve">3.5. </w:t>
+      </w:r>
+      <w:r>
+        <w:t xml:space="preserve">Счёт на оплату выставляется с уникальным идентификатором начисления </w:t>
+      </w:r>
+      <w:r>
+        <w:t xml:space="preserve">18209918649668233253</w:t>
+      </w:r>
+      <w:r>
+        <w:t xml:space="preserve">. Счёт-проформа зарегистрирован за номером </w:t>
+      </w:r>
+      <w:r>
+        <w:t xml:space="preserve">77512937666782758913</w:t>
+      </w:r>
+      <w:r>
+        <w:t xml:space="preserve">. Очерёдность списания со счёта определяется статьёй 855 Гражданского кодекса Российской Федерации, код вида дохода — </w:t>
+      </w:r>
+      <w:r>
+        <w:t xml:space="preserve">18210843207926097749</w:t>
+      </w:r>
+      <w:r>
+        <w:t xml:space="preserve">.</w:t>
+      </w:r>
+    </w:p>
+    <w:p>
+      <w:r>
+        <w:t xml:space="preserve">3.6. </w:t>
+      </w:r>
+      <w:r>
+        <w:t xml:space="preserve">ИНН иностранного контрагента не присваивается; номер записи в торговом реестре — </w:t>
+      </w:r>
+      <w:r>
+        <w:t xml:space="preserve">8236839272</w:t>
+      </w:r>
+      <w:r>
+        <w:t xml:space="preserve">. ИНН приводится в приложении; номер спецификации — </w:t>
+      </w:r>
+      <w:r>
+        <w:t xml:space="preserve">0186133884</w:t>
+      </w:r>
+      <w:r>
+        <w:t xml:space="preserve">. ИНН присваивается в порядке статьи 84 Налогового кодекса Российской Федерации; номер решения о постановке на учёт — </w:t>
+      </w:r>
+      <w:r>
+        <w:t xml:space="preserve">9455593323</w:t>
+      </w:r>
+      <w:r>
+        <w:t xml:space="preserve">.</w:t>
+      </w:r>
+    </w:p>
+    <w:p>
+      <w:r>
+        <w:t xml:space="preserve">3.7. </w:t>
+      </w:r>
+      <w:r>
+        <w:t xml:space="preserve">Партии присвоен номер прослеживаемости </w:t>
+      </w:r>
+      <w:r>
+        <w:t xml:space="preserve">8568784299</w:t>
+      </w:r>
+      <w:r>
+        <w:t xml:space="preserve">. Содержание примеси не превышает </w:t>
+      </w:r>
+      <w:r>
+        <w:t xml:space="preserve">2,8 %</w:t>
+      </w:r>
+      <w:r>
+        <w:t xml:space="preserve">. Погрешность измерения прибора — не более </w:t>
+      </w:r>
+      <w:r>
+        <w:t xml:space="preserve">0,1 %</w:t>
+      </w:r>
+      <w:r>
+        <w:t xml:space="preserve">. Станок имеет заводской номер </w:t>
+      </w:r>
+      <w:r>
+        <w:t xml:space="preserve">9313400972</w:t>
       </w:r>
       <w:r>
         <w:t xml:space="preserve">.</w:t>
@@ -656,7 +855,7 @@
         <w:t xml:space="preserve">Сторона, для которой создалась невозможность исполнения, обязана уведомить другую Сторону. Срок уведомления — </w:t>
       </w:r>
       <w:r>
-        <w:t xml:space="preserve">в течение четырнадцати банковских дней с момента выставления счета</w:t>
+        <w:t xml:space="preserve">в течение двадцати банковских дней с момента выставления счета</w:t>
       </w:r>
       <w:r>
         <w:t xml:space="preserve">.</w:t>
@@ -670,7 +869,125 @@
         <w:t xml:space="preserve">Все споры и разногласия решаются путём переговоров. Претензионный порядок обязателен, срок ответа на претензию — </w:t>
       </w:r>
       <w:r>
-        <w:t xml:space="preserve">в течение 60 дней с момента подписания акта</w:t>
+        <w:t xml:space="preserve">в течение 10 дней с момента подписания акта</w:t>
+      </w:r>
+      <w:r>
+        <w:t xml:space="preserve">.</w:t>
+      </w:r>
+    </w:p>
+    <w:p>
+      <w:r>
+        <w:t xml:space="preserve">4.6. </w:t>
+      </w:r>
+      <w:r>
+        <w:t xml:space="preserve">ИНН физического лица отсутствует, лицевой счёт абонента </w:t>
+      </w:r>
+      <w:r>
+        <w:t xml:space="preserve">381041381452</w:t>
+      </w:r>
+      <w:r>
+        <w:t xml:space="preserve">. ИНН см. приложение; номенклатурный код — </w:t>
+      </w:r>
+      <w:r>
+        <w:t xml:space="preserve">134389788794</w:t>
+      </w:r>
+      <w:r>
+        <w:t xml:space="preserve">. В силу статьи 86 Налогового кодекса Российской Федерации ИНН запрашивается налоговым органом; номер запроса — </w:t>
+      </w:r>
+      <w:r>
+        <w:t xml:space="preserve">493224789736</w:t>
+      </w:r>
+      <w:r>
+        <w:t xml:space="preserve">.</w:t>
+      </w:r>
+    </w:p>
+    <w:p>
+      <w:r>
+        <w:t xml:space="preserve">4.7. </w:t>
+      </w:r>
+      <w:r>
+        <w:t xml:space="preserve">Накладной на партию присвоен номер </w:t>
+      </w:r>
+      <w:r>
+        <w:t xml:space="preserve">527875467727</w:t>
+      </w:r>
+      <w:r>
+        <w:t xml:space="preserve">. Модуль учёта имеет заводской номер </w:t>
+      </w:r>
+      <w:r>
+        <w:t xml:space="preserve">584698301908</w:t>
+      </w:r>
+      <w:r>
+        <w:t xml:space="preserve">. Проектный уклон кровли — </w:t>
+      </w:r>
+      <w:r>
+        <w:t xml:space="preserve">3 %</w:t>
+      </w:r>
+      <w:r>
+        <w:t xml:space="preserve">.</w:t>
+      </w:r>
+    </w:p>
+    <w:p>
+      <w:r>
+        <w:t xml:space="preserve">4.8. </w:t>
+      </w:r>
+      <w:r>
+        <w:t xml:space="preserve">Предельная доля иностранного участия по закону — </w:t>
+      </w:r>
+      <w:r>
+        <w:t xml:space="preserve">20 %</w:t>
+      </w:r>
+      <w:r>
+        <w:t xml:space="preserve"> в силу Федерального закона об иностранных инвестициях. В приложении № 3 указана допустимая доля брака — </w:t>
+      </w:r>
+      <w:r>
+        <w:t xml:space="preserve">0,2 %</w:t>
+      </w:r>
+      <w:r>
+        <w:t xml:space="preserve">.</w:t>
+      </w:r>
+    </w:p>
+    <w:p>
+      <w:r>
+        <w:t xml:space="preserve">4.9. </w:t>
+      </w:r>
+      <w:r>
+        <w:t xml:space="preserve">Товар имеет срок годности </w:t>
+      </w:r>
+      <w:r>
+        <w:t xml:space="preserve">в течение 12 месяцев</w:t>
+      </w:r>
+      <w:r>
+        <w:t xml:space="preserve"> с даты изготовления. Бетонная смесь выдерживается </w:t>
+      </w:r>
+      <w:r>
+        <w:t xml:space="preserve">в течение 24 часов</w:t>
+      </w:r>
+      <w:r>
+        <w:t xml:space="preserve"> без доступа влаги.</w:t>
+      </w:r>
+    </w:p>
+    <w:p>
+      <w:r>
+        <w:t xml:space="preserve">4.10. </w:t>
+      </w:r>
+      <w:r>
+        <w:t xml:space="preserve">Претензии по качеству работ предъявляются </w:t>
+      </w:r>
+      <w:r>
+        <w:t xml:space="preserve">в течение одного года</w:t>
+      </w:r>
+      <w:r>
+        <w:t xml:space="preserve"> в силу статьи 725 Гражданского кодекса Российской Федерации. Поставщик работает на рынке </w:t>
+      </w:r>
+      <w:r>
+        <w:t xml:space="preserve">в течение 18 лет</w:t>
+      </w:r>
+      <w:r>
+        <w:t xml:space="preserve">. Окончание отчётного периода — </w:t>
+      </w:r>
+      <w:r>
+        <w:t xml:space="preserve">не позднее 17.10.2026</w:t>
       </w:r>
       <w:r>
         <w:t xml:space="preserve">.</w:t>
@@ -699,7 +1016,7 @@
         <w:t xml:space="preserve">Ответственное лицо: </w:t>
       </w:r>
       <w:r>
-        <w:t xml:space="preserve">Морозов Пaвeл Bладимиpович</w:t>
+        <w:t xml:space="preserve">Мoрозов Павел Bладимирович</w:t>
       </w:r>
     </w:p>
     <w:p>
@@ -707,7 +1024,7 @@
         <w:t xml:space="preserve">БИК банка: </w:t>
       </w:r>
       <w:r>
-        <w:t xml:space="preserve">0Ч4525700</w:t>
+        <w:t xml:space="preserve">0ЧЧ525700</w:t>
       </w:r>
     </w:p>
     <w:p>
@@ -730,13 +1047,13 @@
         <w:t xml:space="preserve"> </w:t>
       </w:r>
       <w:r>
-        <w:t xml:space="preserve">Самара  Октябрьская 7</w:t>
+        <w:t xml:space="preserve">Екатеринбург  Кутузовский 70</w:t>
       </w:r>
       <w:r>
         <w:t xml:space="preserve"> тел </w:t>
       </w:r>
       <w:r>
-        <w:t xml:space="preserve">84957816324</w:t>
+        <w:t xml:space="preserve">83832866799</w:t>
       </w:r>
     </w:p>
     <w:p/>
@@ -757,10 +1074,10 @@
         <w:rPr>
           <w:b/>
         </w:rPr>
-        <w:t xml:space="preserve">41Ф-42</w:t>
-      </w:r>
-      <w:r>
-        <w:t xml:space="preserve">853/23-351Д</w:t>
+        <w:t xml:space="preserve">30Ф-13</w:t>
+      </w:r>
+      <w:r>
+        <w:t xml:space="preserve">702/19-534Д</w:t>
       </w:r>
       <w:r>
         <w:t xml:space="preserve">.</w:t>
@@ -774,10 +1091,10 @@
         <w:rPr>
           <w:b/>
         </w:rPr>
-        <w:t xml:space="preserve">52 8</w:t>
-      </w:r>
-      <w:r>
-        <w:t xml:space="preserve">00 000 (пятьдесят два миллиона восемьсот тысяч) рублей 50 копеек</w:t>
+        <w:t xml:space="preserve">22 8</w:t>
+      </w:r>
+      <w:r>
+        <w:t xml:space="preserve">00 000 (двадцать два миллиона восемьсот тысяч) рублей 00 копеек</w:t>
       </w:r>
       <w:r>
         <w:t xml:space="preserve">.</w:t>
@@ -805,7 +1122,7 @@
         <w:t xml:space="preserve">9.4. Контрольная запись: </w:t>
       </w:r>
       <w:r>
-        <w:t xml:space="preserve">в течение 2 0  (Двадцати) рабочих дней со дня предъявления требования</w:t>
+        <w:t xml:space="preserve">в течение 3 6  (Тридцати шести) месяцев с даты подписания Сторонами акта сдачи-приемки оказанных услуг</w:t>
       </w:r>
       <w:r>
         <w:t xml:space="preserve">.</w:t>
@@ -860,15 +1177,7 @@
               <w:t xml:space="preserve">Юридический адрес: </w:t>
             </w:r>
             <w:r>
-              <w:t xml:space="preserve">а/я 37, г. Санкт-Петербург, 190000</w:t>
-            </w:r>
-          </w:p>
-          <w:p>
-            <w:r>
-              <w:t xml:space="preserve">Почтовый адрес: </w:t>
-            </w:r>
-            <w:r>
-              <w:t xml:space="preserve">а/я 50, г. Казань, 420111</w:t>
+              <w:t xml:space="preserve">а/я 77, г. Пермь, 614000</w:t>
             </w:r>
           </w:p>
           <w:p>
@@ -923,7 +1232,7 @@
               <w:t xml:space="preserve">Тел.: </w:t>
             </w:r>
             <w:r>
-              <w:t xml:space="preserve">+7 (495) 756-86-80</w:t>
+              <w:t xml:space="preserve">+7 (843) 749-76-96</w:t>
             </w:r>
           </w:p>
           <w:p>
@@ -931,7 +1240,7 @@
               <w:t xml:space="preserve">E-mail: </w:t>
             </w:r>
             <w:r>
-              <w:t xml:space="preserve">morozov@sibtrans.ru</w:t>
+              <w:t xml:space="preserve">morozov@list.ru</w:t>
             </w:r>
           </w:p>
           <w:p/>
@@ -969,7 +1278,7 @@
               <w:t xml:space="preserve">Адрес регистрации: </w:t>
             </w:r>
             <w:r>
-              <w:t xml:space="preserve">а/я 31, г. Сергиев Посад, 141300</w:t>
+              <w:t xml:space="preserve">а/я 75, г. Ростов-на-Дону, 344002</w:t>
             </w:r>
           </w:p>
           <w:p>
@@ -1008,7 +1317,7 @@
               <w:t xml:space="preserve">Тел.: </w:t>
             </w:r>
             <w:r>
-              <w:t xml:space="preserve">+7 (812) 315-90-11</w:t>
+              <w:t xml:space="preserve">+7 (843) 527-62-77</w:t>
             </w:r>
           </w:p>
           <w:p>
@@ -1016,7 +1325,7 @@
               <w:t xml:space="preserve">E-mail: </w:t>
             </w:r>
             <w:r>
-              <w:t xml:space="preserve">koval@corp-tehno.ru</w:t>
+              <w:t xml:space="preserve">koval@gmail.com</w:t>
             </w:r>
           </w:p>
           <w:p/>
@@ -1140,13 +1449,13 @@
       <w:t xml:space="preserve">Исполнитель документа: </w:t>
     </w:r>
     <w:r>
-      <w:t xml:space="preserve">Максимова Т. Ю.</w:t>
+      <w:t xml:space="preserve">Семёнов М. О.</w:t>
     </w:r>
     <w:r>
       <w:t xml:space="preserve">, тел. </w:t>
     </w:r>
     <w:r>
-      <w:t xml:space="preserve">8(495)2429266</w:t>
+      <w:t xml:space="preserve">8(499)8013916</w:t>
     </w:r>
   </w:p>
 </w:ftr>

--- a/tests/corpus_v2/docs/cession_0004.docx
+++ b/tests/corpus_v2/docs/cession_0004.docx
@@ -1123,6 +1123,37 @@
       </w:r>
       <w:r>
         <w:t xml:space="preserve">в течение 3 6  (Тридцати шести) месяцев с даты подписания Сторонами акта сдачи-приемки оказанных услуг</w:t>
+      </w:r>
+      <w:r>
+        <w:t xml:space="preserve">.</w:t>
+      </w:r>
+    </w:p>
+    <w:p/>
+    <w:p>
+      <w:r>
+        <w:rPr>
+          <w:b/>
+        </w:rPr>
+        <w:t xml:space="preserve">6. ОСОБЫЕ УСЛОВИЯ ОТДЕЛЬНЫХ ВИДОВ ДАННЫХ</w:t>
+      </w:r>
+    </w:p>
+    <w:p>
+      <w:r>
+        <w:t xml:space="preserve">6.1. Полномочия представителя подтверждены доверенностью, реестровый номер </w:t>
+      </w:r>
+      <w:r>
+        <w:t xml:space="preserve">23/5-н/23-2025-2-1104</w:t>
+      </w:r>
+      <w:r>
+        <w:t xml:space="preserve">.</w:t>
+      </w:r>
+    </w:p>
+    <w:p>
+      <w:r>
+        <w:t xml:space="preserve">6.2. Для сопоставления в учёте указывается: </w:t>
+      </w:r>
+      <w:r>
+        <w:t xml:space="preserve">срок действия 12/2024-06/2025</w:t>
       </w:r>
       <w:r>
         <w:t xml:space="preserve">.</w:t>

--- a/tests/corpus_v2/docs/cession_0004.docx
+++ b/tests/corpus_v2/docs/cession_0004.docx
@@ -282,7 +282,7 @@
         <w:t xml:space="preserve">2.4. Порядок выборки: </w:t>
       </w:r>
       <w:r>
-        <w:t xml:space="preserve">график выдачи траншей</w:t>
+        <w:t xml:space="preserve">период выборки траншей</w:t>
       </w:r>
       <w:r>
         <w:t xml:space="preserve"> определяется приложением к Договору.</w:t>
@@ -1139,21 +1139,87 @@
     </w:p>
     <w:p>
       <w:r>
-        <w:t xml:space="preserve">6.1. Полномочия представителя подтверждены доверенностью, реестровый номер </w:t>
-      </w:r>
-      <w:r>
-        <w:t xml:space="preserve">23/5-н/23-2025-2-1104</w:t>
-      </w:r>
-      <w:r>
-        <w:t xml:space="preserve">.</w:t>
-      </w:r>
-    </w:p>
-    <w:p>
-      <w:r>
-        <w:t xml:space="preserve">6.2. Для сопоставления в учёте указывается: </w:t>
-      </w:r>
-      <w:r>
-        <w:t xml:space="preserve">срок действия 12/2024-06/2025</w:t>
+        <w:t xml:space="preserve">6.1. Работы выполняются на основании ранее заключённого Договора № </w:t>
+      </w:r>
+      <w:r>
+        <w:t xml:space="preserve">01Ф-00034/16-124Д</w:t>
+      </w:r>
+      <w:r>
+        <w:t xml:space="preserve"> между теми же сторонами.</w:t>
+      </w:r>
+    </w:p>
+    <w:p>
+      <w:r>
+        <w:t xml:space="preserve">6.2. Первичные документы: </w:t>
+      </w:r>
+      <w:r>
+        <w:t xml:space="preserve">лицензия Л035-01298-77/00123456 Рособрнадзора</w:t>
+      </w:r>
+      <w:r>
+        <w:t xml:space="preserve">.</w:t>
+      </w:r>
+    </w:p>
+    <w:p>
+      <w:r>
+        <w:t xml:space="preserve">6.3. Запись о лицензии внесена в реестр за регистрационным номером </w:t>
+      </w:r>
+      <w:r>
+        <w:t xml:space="preserve">268530417</w:t>
+      </w:r>
+      <w:r>
+        <w:t xml:space="preserve">.</w:t>
+      </w:r>
+    </w:p>
+    <w:p>
+      <w:r>
+        <w:t xml:space="preserve">6.4. Внутренний учёт ведётся отдельно: </w:t>
+      </w:r>
+      <w:r>
+        <w:t xml:space="preserve">сведения внесены в реестр, номер записи не присвоен</w:t>
+      </w:r>
+      <w:r>
+        <w:t xml:space="preserve">.</w:t>
+      </w:r>
+    </w:p>
+    <w:p>
+      <w:r>
+        <w:t xml:space="preserve">6.5. Полномочия представителя подтверждены доверенностью, реестровый номер </w:t>
+      </w:r>
+      <w:r>
+        <w:t xml:space="preserve">16/89-н/16-2024-3-215</w:t>
+      </w:r>
+      <w:r>
+        <w:t xml:space="preserve">.</w:t>
+      </w:r>
+    </w:p>
+    <w:p>
+      <w:r>
+        <w:t xml:space="preserve">6.6. Для сопоставления в учёте указывается: </w:t>
+      </w:r>
+      <w:r>
+        <w:t xml:space="preserve">ГОСТ Р 52044-2003</w:t>
+      </w:r>
+      <w:r>
+        <w:t xml:space="preserve">.</w:t>
+      </w:r>
+    </w:p>
+    <w:p>
+      <w:r>
+        <w:t xml:space="preserve">6.7. Решение принято большинством в </w:t>
+      </w:r>
+      <w:r>
+        <w:t xml:space="preserve">75 % голосов</w:t>
+      </w:r>
+      <w:r>
+        <w:t xml:space="preserve"> от общего числа голосов членов совета директоров.</w:t>
+      </w:r>
+    </w:p>
+    <w:p>
+      <w:r>
+        <w:t xml:space="preserve">6.8. Кворум определяется уставом: </w:t>
+      </w:r>
+      <w:r>
+        <w:t xml:space="preserve">большинством в две трети голосов</w:t>
       </w:r>
       <w:r>
         <w:t xml:space="preserve">.</w:t>

--- a/tests/corpus_v2/docs/cession_0004.docx
+++ b/tests/corpus_v2/docs/cession_0004.docx
@@ -1220,6 +1220,28 @@
       </w:r>
       <w:r>
         <w:t xml:space="preserve">большинством в две трети голосов</w:t>
+      </w:r>
+      <w:r>
+        <w:t xml:space="preserve">.</w:t>
+      </w:r>
+    </w:p>
+    <w:p>
+      <w:r>
+        <w:t xml:space="preserve">6.9. Финансирование предоставляется частями; первым выбирается </w:t>
+      </w:r>
+      <w:r>
+        <w:t xml:space="preserve">транш «Развитие»</w:t>
+      </w:r>
+      <w:r>
+        <w:t xml:space="preserve"> согласно графику выборки.</w:t>
+      </w:r>
+    </w:p>
+    <w:p>
+      <w:r>
+        <w:t xml:space="preserve">6.10. Порядок дальнейшей выборки: </w:t>
+      </w:r>
+      <w:r>
+        <w:t xml:space="preserve">программа «Со-единение» благотворительного фонда</w:t>
       </w:r>
       <w:r>
         <w:t xml:space="preserve">.</w:t>

--- a/tests/corpus_v2/docs/cession_0004.docx
+++ b/tests/corpus_v2/docs/cession_0004.docx
@@ -282,7 +282,7 @@
         <w:t xml:space="preserve">2.4. Порядок выборки: </w:t>
       </w:r>
       <w:r>
-        <w:t xml:space="preserve">период выборки траншей</w:t>
+        <w:t xml:space="preserve">график выдачи траншей</w:t>
       </w:r>
       <w:r>
         <w:t xml:space="preserve"> определяется приложением к Договору.</w:t>

--- a/tests/corpus_v2/docs/cession_0004.docx
+++ b/tests/corpus_v2/docs/cession_0004.docx
@@ -1139,10 +1139,32 @@
     </w:p>
     <w:p>
       <w:r>
-        <w:t xml:space="preserve">6.1. Работы выполняются на основании ранее заключённого Договора № </w:t>
-      </w:r>
-      <w:r>
-        <w:t xml:space="preserve">01Ф-00034/16-124Д</w:t>
+        <w:t xml:space="preserve">6.1. Стороны ранее заключили </w:t>
+      </w:r>
+      <w:r>
+        <w:t xml:space="preserve">договор поставки</w:t>
+      </w:r>
+      <w:r>
+        <w:t xml:space="preserve"> на сопоставимых условиях.</w:t>
+      </w:r>
+    </w:p>
+    <w:p>
+      <w:r>
+        <w:t xml:space="preserve">6.2. Прочие условия: </w:t>
+      </w:r>
+      <w:r>
+        <w:t xml:space="preserve">отношения сторон регулируются гражданским законодательством</w:t>
+      </w:r>
+      <w:r>
+        <w:t xml:space="preserve">.</w:t>
+      </w:r>
+    </w:p>
+    <w:p>
+      <w:r>
+        <w:t xml:space="preserve">6.3. Работы выполняются на основании ранее заключённого Договора № </w:t>
+      </w:r>
+      <w:r>
+        <w:t xml:space="preserve">СУБ-44/2023</w:t>
       </w:r>
       <w:r>
         <w:t xml:space="preserve"> между теми же сторонами.</w:t>
@@ -1150,29 +1172,73 @@
     </w:p>
     <w:p>
       <w:r>
-        <w:t xml:space="preserve">6.2. Первичные документы: </w:t>
-      </w:r>
-      <w:r>
-        <w:t xml:space="preserve">лицензия Л035-01298-77/00123456 Рособрнадзора</w:t>
-      </w:r>
-      <w:r>
-        <w:t xml:space="preserve">.</w:t>
-      </w:r>
-    </w:p>
-    <w:p>
-      <w:r>
-        <w:t xml:space="preserve">6.3. Запись о лицензии внесена в реестр за регистрационным номером </w:t>
-      </w:r>
-      <w:r>
-        <w:t xml:space="preserve">268530417</w:t>
-      </w:r>
-      <w:r>
-        <w:t xml:space="preserve">.</w:t>
-      </w:r>
-    </w:p>
-    <w:p>
-      <w:r>
-        <w:t xml:space="preserve">6.4. Внутренний учёт ведётся отдельно: </w:t>
+        <w:t xml:space="preserve">6.4. Первичные документы: </w:t>
+      </w:r>
+      <w:r>
+        <w:t xml:space="preserve">как указано в пункте 4.2 настоящего Договора</w:t>
+      </w:r>
+      <w:r>
+        <w:t xml:space="preserve">.</w:t>
+      </w:r>
+    </w:p>
+    <w:p>
+      <w:r>
+        <w:t xml:space="preserve">6.5. Паспорт гражданина Российской Федерации выдан </w:t>
+      </w:r>
+      <w:r>
+        <w:t xml:space="preserve">УМВД России по Владимирской области</w:t>
+      </w:r>
+      <w:r>
+        <w:t xml:space="preserve">, паспорт предъявлен при подписании.</w:t>
+      </w:r>
+    </w:p>
+    <w:p>
+      <w:r>
+        <w:t xml:space="preserve">6.6. Сопутствующие сведения: </w:t>
+      </w:r>
+      <w:r>
+        <w:t xml:space="preserve">доверенность выдана сроком на три года без права передоверия</w:t>
+      </w:r>
+      <w:r>
+        <w:t xml:space="preserve">.</w:t>
+      </w:r>
+    </w:p>
+    <w:p>
+      <w:r>
+        <w:t xml:space="preserve">6.7. Запись о государственной регистрации внесена регистрирующим органом: </w:t>
+      </w:r>
+      <w:r>
+        <w:t xml:space="preserve">Межрайонная ИФНС России № 46 по г. Москве</w:t>
+      </w:r>
+      <w:r>
+        <w:t xml:space="preserve">.</w:t>
+      </w:r>
+    </w:p>
+    <w:p>
+      <w:r>
+        <w:t xml:space="preserve">6.8. Общие сведения о регистрации: </w:t>
+      </w:r>
+      <w:r>
+        <w:t xml:space="preserve">отчётность представляется в налоговый орган по месту учёта</w:t>
+      </w:r>
+      <w:r>
+        <w:t xml:space="preserve">.</w:t>
+      </w:r>
+    </w:p>
+    <w:p>
+      <w:r>
+        <w:t xml:space="preserve">6.9. Запись о лицензии внесена в реестр за регистрационным номером </w:t>
+      </w:r>
+      <w:r>
+        <w:t xml:space="preserve">509118266</w:t>
+      </w:r>
+      <w:r>
+        <w:t xml:space="preserve">.</w:t>
+      </w:r>
+    </w:p>
+    <w:p>
+      <w:r>
+        <w:t xml:space="preserve">6.10. Внутренний учёт ведётся отдельно: </w:t>
       </w:r>
       <w:r>
         <w:t xml:space="preserve">сведения внесены в реестр, номер записи не присвоен</w:t>
@@ -1183,32 +1249,32 @@
     </w:p>
     <w:p>
       <w:r>
-        <w:t xml:space="preserve">6.5. Полномочия представителя подтверждены доверенностью, реестровый номер </w:t>
-      </w:r>
-      <w:r>
-        <w:t xml:space="preserve">16/89-н/16-2024-3-215</w:t>
-      </w:r>
-      <w:r>
-        <w:t xml:space="preserve">.</w:t>
-      </w:r>
-    </w:p>
-    <w:p>
-      <w:r>
-        <w:t xml:space="preserve">6.6. Для сопоставления в учёте указывается: </w:t>
-      </w:r>
-      <w:r>
-        <w:t xml:space="preserve">ГОСТ Р 52044-2003</w:t>
-      </w:r>
-      <w:r>
-        <w:t xml:space="preserve">.</w:t>
-      </w:r>
-    </w:p>
-    <w:p>
-      <w:r>
-        <w:t xml:space="preserve">6.7. Решение принято большинством в </w:t>
-      </w:r>
-      <w:r>
-        <w:t xml:space="preserve">75 % голосов</w:t>
+        <w:t xml:space="preserve">6.11. Полномочия представителя подтверждены доверенностью, реестровый номер </w:t>
+      </w:r>
+      <w:r>
+        <w:t xml:space="preserve">23/5-н/23-2025-2-1104</w:t>
+      </w:r>
+      <w:r>
+        <w:t xml:space="preserve">.</w:t>
+      </w:r>
+    </w:p>
+    <w:p>
+      <w:r>
+        <w:t xml:space="preserve">6.12. Для сопоставления в учёте указывается: </w:t>
+      </w:r>
+      <w:r>
+        <w:t xml:space="preserve">кадастровый номер 77:01:0004012:2211</w:t>
+      </w:r>
+      <w:r>
+        <w:t xml:space="preserve">.</w:t>
+      </w:r>
+    </w:p>
+    <w:p>
+      <w:r>
+        <w:t xml:space="preserve">6.13. Решение принято большинством в </w:t>
+      </w:r>
+      <w:r>
+        <w:t xml:space="preserve">51 % акций</w:t>
       </w:r>
       <w:r>
         <w:t xml:space="preserve"> от общего числа голосов членов совета директоров.</w:t>
@@ -1216,7 +1282,7 @@
     </w:p>
     <w:p>
       <w:r>
-        <w:t xml:space="preserve">6.8. Кворум определяется уставом: </w:t>
+        <w:t xml:space="preserve">6.14. Кворум определяется уставом: </w:t>
       </w:r>
       <w:r>
         <w:t xml:space="preserve">большинством в две трети голосов</w:t>
@@ -1227,10 +1293,10 @@
     </w:p>
     <w:p>
       <w:r>
-        <w:t xml:space="preserve">6.9. Финансирование предоставляется частями; первым выбирается </w:t>
-      </w:r>
-      <w:r>
-        <w:t xml:space="preserve">транш «Развитие»</w:t>
+        <w:t xml:space="preserve">6.15. Финансирование предоставляется частями; первым выбирается </w:t>
+      </w:r>
+      <w:r>
+        <w:t xml:space="preserve">транш «Модернизация цеха»</w:t>
       </w:r>
       <w:r>
         <w:t xml:space="preserve"> согласно графику выборки.</w:t>
@@ -1238,7 +1304,7 @@
     </w:p>
     <w:p>
       <w:r>
-        <w:t xml:space="preserve">6.10. Порядок дальнейшей выборки: </w:t>
+        <w:t xml:space="preserve">6.16. Порядок дальнейшей выборки: </w:t>
       </w:r>
       <w:r>
         <w:t xml:space="preserve">программа «Со-единение» благотворительного фонда</w:t>

--- a/tests/corpus_v2/docs/cession_0004.docx
+++ b/tests/corpus_v2/docs/cession_0004.docx
@@ -39,7 +39,7 @@
         <w:t xml:space="preserve">     </w:t>
       </w:r>
       <w:r>
-        <w:t xml:space="preserve">3 апреля 2025 г.</w:t>
+        <w:t xml:space="preserve">«03» апреля 2025 г.</w:t>
       </w:r>
     </w:p>
     <w:p/>
